--- a/lessons/5-2/downloads/reveal/teacher/5.2-session-1-prerequisite-practice-b.docx
+++ b/lessons/5-2/downloads/reveal/teacher/5.2-session-1-prerequisite-practice-b.docx
@@ -15,10 +15,28 @@
         <w:rPr>
           <w:rFonts w:ascii="Avenir Next" w:hAnsi="Avenir Next" w:cs="Avenir Next" w:eastAsia="Avenir Next"/>
           <w:color w:val="1A1A1A"/>
+          <w:sz w:val="22"/>
+          <w:szCs w:val="20"/>
+        </w:rPr>
+        <w:t xml:space="preserve">Name</w:t>
+      </w:r>
+      <w:r>
+        <w:rPr>
+          <w:rFonts w:ascii="Avenir Next" w:hAnsi="Avenir Next" w:cs="Avenir Next" w:eastAsia="Avenir Next"/>
+          <w:color w:val="1A1A1A"/>
           <w:sz w:val="20"/>
           <w:szCs w:val="20"/>
         </w:rPr>
-        <w:t xml:space="preserve">Name</w:t>
+        <w:tab/>
+      </w:r>
+      <w:r>
+        <w:rPr>
+          <w:rFonts w:ascii="Avenir Next" w:hAnsi="Avenir Next" w:cs="Avenir Next" w:eastAsia="Avenir Next"/>
+          <w:color w:val="1A1A1A"/>
+          <w:sz w:val="22"/>
+          <w:szCs w:val="20"/>
+        </w:rPr>
+        <w:t xml:space="preserve">   Date</w:t>
       </w:r>
       <w:r>
         <w:rPr>
@@ -33,25 +51,7 @@
         <w:rPr>
           <w:rFonts w:ascii="Avenir Next" w:hAnsi="Avenir Next" w:cs="Avenir Next" w:eastAsia="Avenir Next"/>
           <w:color w:val="1A1A1A"/>
-          <w:sz w:val="20"/>
-          <w:szCs w:val="20"/>
-        </w:rPr>
-        <w:t xml:space="preserve">   Date</w:t>
-      </w:r>
-      <w:r>
-        <w:rPr>
-          <w:rFonts w:ascii="Avenir Next" w:hAnsi="Avenir Next" w:cs="Avenir Next" w:eastAsia="Avenir Next"/>
-          <w:color w:val="1A1A1A"/>
-          <w:sz w:val="20"/>
-          <w:szCs w:val="20"/>
-        </w:rPr>
-        <w:tab/>
-      </w:r>
-      <w:r>
-        <w:rPr>
-          <w:rFonts w:ascii="Avenir Next" w:hAnsi="Avenir Next" w:cs="Avenir Next" w:eastAsia="Avenir Next"/>
-          <w:color w:val="1A1A1A"/>
-          <w:sz w:val="20"/>
+          <w:sz w:val="22"/>
           <w:szCs w:val="20"/>
         </w:rPr>
         <w:t xml:space="preserve">   Period</w:t>
@@ -78,7 +78,7 @@
           <w:caps/>
           <w:color w:val="003A70"/>
           <w:spacing w:val="12"/>
-          <w:sz w:val="19"/>
+          <w:sz w:val="22"/>
           <w:szCs w:val="19"/>
         </w:rPr>
         <w:t xml:space="preserve">Lesson 5-2  ·  Session 1  ·  Prerequisite Practice B  ·  Skill 1 of 2</w:t>
@@ -86,6 +86,7 @@
     </w:p>
     <w:p>
       <w:pPr>
+        <w:pStyle w:val="Heading1"/>
         <w:keepNext/>
         <w:spacing w:before="0" w:after="10" w:line="240" w:lineRule="auto"/>
       </w:pPr>
@@ -111,7 +112,7 @@
         <w:rPr>
           <w:rFonts w:ascii="Avenir Next" w:hAnsi="Avenir Next" w:cs="Avenir Next" w:eastAsia="Avenir Next"/>
           <w:color w:val="5A5F66"/>
-          <w:sz w:val="17"/>
+          <w:sz w:val="22"/>
           <w:szCs w:val="17"/>
         </w:rPr>
         <w:t xml:space="preserve">Builds on Lesson 5-1 Session 1 · 6.G.A.1</w:t>
@@ -154,6 +155,7 @@
           </w:tcPr>
           <w:p>
             <w:pPr>
+              <w:pStyle w:val="Heading2"/>
               <w:spacing w:before="0" w:after="0" w:line="252" w:lineRule="auto"/>
             </w:pPr>
             <w:r>
@@ -183,7 +185,7 @@
               <w:rPr>
                 <w:rFonts w:ascii="Avenir Next" w:hAnsi="Avenir Next" w:cs="Avenir Next" w:eastAsia="Avenir Next"/>
                 <w:color w:val="1A1A1A"/>
-                <w:sz w:val="20"/>
+                <w:sz w:val="22"/>
                 <w:szCs w:val="20"/>
               </w:rPr>
               <w:t xml:space="preserve">You will see that two flags make a parallelogram with area 12 × 20 = 240 in².</w:t>
@@ -203,6 +205,7 @@
           </w:tcPr>
           <w:p>
             <w:pPr>
+              <w:pStyle w:val="Heading2"/>
               <w:spacing w:before="0" w:after="0" w:line="252" w:lineRule="auto"/>
             </w:pPr>
             <w:r>
@@ -232,7 +235,7 @@
               <w:rPr>
                 <w:rFonts w:ascii="Avenir Next" w:hAnsi="Avenir Next" w:cs="Avenir Next" w:eastAsia="Avenir Next"/>
                 <w:color w:val="1A1A1A"/>
-                <w:sz w:val="20"/>
+                <w:sz w:val="22"/>
                 <w:szCs w:val="20"/>
               </w:rPr>
               <w:t xml:space="preserve">Find the area of a parallelogram: base × height.  </w:t>
@@ -242,7 +245,7 @@
                 <w:rFonts w:ascii="Avenir Next" w:hAnsi="Avenir Next" w:cs="Avenir Next" w:eastAsia="Avenir Next"/>
                 <w:b/>
                 <w:color w:val="1A1A1A"/>
-                <w:sz w:val="20"/>
+                <w:sz w:val="22"/>
                 <w:szCs w:val="20"/>
               </w:rPr>
               <w:t xml:space="preserve">You will use it in Practice Form A, problems 2 and 3.</w:t>
@@ -253,6 +256,7 @@
     </w:tbl>
     <w:p>
       <w:pPr>
+        <w:pStyle w:val="Heading2"/>
         <w:keepNext/>
         <w:pBdr>
           <w:bottom w:val="single" w:sz="8" w:space="3" w:color="003A70"/>
@@ -268,7 +272,7 @@
           <w:b/>
           <w:color w:val="003A70"/>
           <w:spacing w:val="14"/>
-          <w:sz w:val="19"/>
+          <w:sz w:val="22"/>
           <w:szCs w:val="19"/>
         </w:rPr>
         <w:t xml:space="preserve">STEPS TO FOLLOW</w:t>
@@ -287,7 +291,7 @@
           <w:rFonts w:ascii="Avenir Next" w:hAnsi="Avenir Next" w:cs="Avenir Next" w:eastAsia="Avenir Next"/>
           <w:i/>
           <w:color w:val="5A5F66"/>
-          <w:sz w:val="17"/>
+          <w:sz w:val="22"/>
           <w:szCs w:val="17"/>
         </w:rPr>
         <w:t xml:space="preserve">use these same steps on every problem</w:t>
@@ -329,6 +333,7 @@
           </w:tcPr>
           <w:p>
             <w:pPr>
+              <w:pStyle w:val="Heading1"/>
               <w:spacing w:before="0" w:after="0" w:line="240" w:lineRule="auto"/>
               <w:jc w:val="center"/>
             </w:pPr>
@@ -357,7 +362,7 @@
               <w:rPr>
                 <w:rFonts w:ascii="Avenir Next" w:hAnsi="Avenir Next" w:cs="Avenir Next" w:eastAsia="Avenir Next"/>
                 <w:color w:val="1A1A1A"/>
-                <w:sz w:val="21"/>
+                <w:sz w:val="22"/>
                 <w:szCs w:val="21"/>
               </w:rPr>
               <w:t xml:space="preserve">Find the </w:t>
@@ -367,7 +372,7 @@
                 <w:rFonts w:ascii="Avenir Next" w:hAnsi="Avenir Next" w:cs="Avenir Next" w:eastAsia="Avenir Next"/>
                 <w:b/>
                 <w:color w:val="1A1A1A"/>
-                <w:sz w:val="21"/>
+                <w:sz w:val="22"/>
                 <w:szCs w:val="21"/>
               </w:rPr>
               <w:t xml:space="preserve">base</w:t>
@@ -376,7 +381,7 @@
               <w:rPr>
                 <w:rFonts w:ascii="Avenir Next" w:hAnsi="Avenir Next" w:cs="Avenir Next" w:eastAsia="Avenir Next"/>
                 <w:color w:val="1A1A1A"/>
-                <w:sz w:val="21"/>
+                <w:sz w:val="22"/>
                 <w:szCs w:val="21"/>
               </w:rPr>
               <w:t xml:space="preserve"> and the </w:t>
@@ -386,7 +391,7 @@
                 <w:rFonts w:ascii="Avenir Next" w:hAnsi="Avenir Next" w:cs="Avenir Next" w:eastAsia="Avenir Next"/>
                 <w:b/>
                 <w:color w:val="1A1A1A"/>
-                <w:sz w:val="21"/>
+                <w:sz w:val="22"/>
                 <w:szCs w:val="21"/>
               </w:rPr>
               <w:t xml:space="preserve">height</w:t>
@@ -395,7 +400,7 @@
               <w:rPr>
                 <w:rFonts w:ascii="Avenir Next" w:hAnsi="Avenir Next" w:cs="Avenir Next" w:eastAsia="Avenir Next"/>
                 <w:color w:val="1A1A1A"/>
-                <w:sz w:val="21"/>
+                <w:sz w:val="22"/>
                 <w:szCs w:val="21"/>
               </w:rPr>
               <w:t xml:space="preserve">.</w:t>
@@ -414,6 +419,7 @@
           </w:tcPr>
           <w:p>
             <w:pPr>
+              <w:pStyle w:val="Heading1"/>
               <w:spacing w:before="0" w:after="0" w:line="240" w:lineRule="auto"/>
               <w:jc w:val="center"/>
             </w:pPr>
@@ -443,7 +449,7 @@
                 <w:rFonts w:ascii="Avenir Next" w:hAnsi="Avenir Next" w:cs="Avenir Next" w:eastAsia="Avenir Next"/>
                 <w:b/>
                 <w:color w:val="1A1A1A"/>
-                <w:sz w:val="21"/>
+                <w:sz w:val="22"/>
                 <w:szCs w:val="21"/>
               </w:rPr>
               <w:t xml:space="preserve">Multiply</w:t>
@@ -452,7 +458,7 @@
               <w:rPr>
                 <w:rFonts w:ascii="Avenir Next" w:hAnsi="Avenir Next" w:cs="Avenir Next" w:eastAsia="Avenir Next"/>
                 <w:color w:val="1A1A1A"/>
-                <w:sz w:val="21"/>
+                <w:sz w:val="22"/>
                 <w:szCs w:val="21"/>
               </w:rPr>
               <w:t xml:space="preserve">: A = b × h.</w:t>
@@ -471,6 +477,7 @@
           </w:tcPr>
           <w:p>
             <w:pPr>
+              <w:pStyle w:val="Heading1"/>
               <w:spacing w:before="0" w:after="0" w:line="240" w:lineRule="auto"/>
               <w:jc w:val="center"/>
             </w:pPr>
@@ -499,7 +506,7 @@
               <w:rPr>
                 <w:rFonts w:ascii="Avenir Next" w:hAnsi="Avenir Next" w:cs="Avenir Next" w:eastAsia="Avenir Next"/>
                 <w:color w:val="1A1A1A"/>
-                <w:sz w:val="21"/>
+                <w:sz w:val="22"/>
                 <w:szCs w:val="21"/>
               </w:rPr>
               <w:t xml:space="preserve">Write </w:t>
@@ -509,7 +516,7 @@
                 <w:rFonts w:ascii="Avenir Next" w:hAnsi="Avenir Next" w:cs="Avenir Next" w:eastAsia="Avenir Next"/>
                 <w:b/>
                 <w:color w:val="1A1A1A"/>
-                <w:sz w:val="21"/>
+                <w:sz w:val="22"/>
                 <w:szCs w:val="21"/>
               </w:rPr>
               <w:t xml:space="preserve">square units</w:t>
@@ -518,7 +525,7 @@
               <w:rPr>
                 <w:rFonts w:ascii="Avenir Next" w:hAnsi="Avenir Next" w:cs="Avenir Next" w:eastAsia="Avenir Next"/>
                 <w:color w:val="1A1A1A"/>
-                <w:sz w:val="21"/>
+                <w:sz w:val="22"/>
                 <w:szCs w:val="21"/>
               </w:rPr>
               <w:t xml:space="preserve">.</w:t>
@@ -529,6 +536,7 @@
     </w:tbl>
     <w:p>
       <w:pPr>
+        <w:pStyle w:val="Heading2"/>
         <w:keepNext/>
         <w:pBdr>
           <w:bottom w:val="single" w:sz="8" w:space="3" w:color="003A70"/>
@@ -544,7 +552,7 @@
           <w:b/>
           <w:color w:val="003A70"/>
           <w:spacing w:val="14"/>
-          <w:sz w:val="19"/>
+          <w:sz w:val="22"/>
           <w:szCs w:val="19"/>
         </w:rPr>
         <w:t xml:space="preserve">WATCH ME</w:t>
@@ -563,7 +571,7 @@
           <w:rFonts w:ascii="Avenir Next" w:hAnsi="Avenir Next" w:cs="Avenir Next" w:eastAsia="Avenir Next"/>
           <w:i/>
           <w:color w:val="5A5F66"/>
-          <w:sz w:val="17"/>
+          <w:sz w:val="22"/>
           <w:szCs w:val="17"/>
         </w:rPr>
         <w:t xml:space="preserve">the steps in action</w:t>
@@ -612,7 +620,7 @@
                 <w:rFonts w:ascii="Avenir Next" w:hAnsi="Avenir Next" w:cs="Avenir Next" w:eastAsia="Avenir Next"/>
                 <w:b/>
                 <w:color w:val="1A1A1A"/>
-                <w:sz w:val="21"/>
+                <w:sz w:val="22"/>
                 <w:szCs w:val="21"/>
               </w:rPr>
               <w:t xml:space="preserve">Base 14 cm, height 6 cm. Find the area.</w:t>
@@ -631,25 +639,25 @@
                 <w:rFonts w:ascii="Avenir Next" w:hAnsi="Avenir Next" w:cs="Avenir Next" w:eastAsia="Avenir Next"/>
                 <w:b/>
                 <w:color w:val="003A70"/>
+                <w:sz w:val="22"/>
+                <w:szCs w:val="19"/>
+              </w:rPr>
+              <w:t xml:space="preserve">Step 1</w:t>
+            </w:r>
+            <w:r>
+              <w:rPr>
+                <w:rFonts w:ascii="Avenir Next" w:hAnsi="Avenir Next" w:cs="Avenir Next" w:eastAsia="Avenir Next"/>
+                <w:color w:val="1A1A1A"/>
                 <w:sz w:val="19"/>
                 <w:szCs w:val="19"/>
               </w:rPr>
-              <w:t xml:space="preserve">Step 1</w:t>
-            </w:r>
-            <w:r>
-              <w:rPr>
-                <w:rFonts w:ascii="Avenir Next" w:hAnsi="Avenir Next" w:cs="Avenir Next" w:eastAsia="Avenir Next"/>
-                <w:color w:val="1A1A1A"/>
-                <w:sz w:val="19"/>
-                <w:szCs w:val="19"/>
-              </w:rPr>
               <w:tab/>
             </w:r>
             <w:r>
               <w:rPr>
                 <w:rFonts w:ascii="Avenir Next" w:hAnsi="Avenir Next" w:cs="Avenir Next" w:eastAsia="Avenir Next"/>
                 <w:color w:val="1A1A1A"/>
-                <w:sz w:val="21"/>
+                <w:sz w:val="22"/>
                 <w:szCs w:val="21"/>
               </w:rPr>
               <w:t xml:space="preserve">Base 14 cm. Height 6 cm.</w:t>
@@ -668,25 +676,25 @@
                 <w:rFonts w:ascii="Avenir Next" w:hAnsi="Avenir Next" w:cs="Avenir Next" w:eastAsia="Avenir Next"/>
                 <w:b/>
                 <w:color w:val="003A70"/>
+                <w:sz w:val="22"/>
+                <w:szCs w:val="19"/>
+              </w:rPr>
+              <w:t xml:space="preserve">Step 2</w:t>
+            </w:r>
+            <w:r>
+              <w:rPr>
+                <w:rFonts w:ascii="Avenir Next" w:hAnsi="Avenir Next" w:cs="Avenir Next" w:eastAsia="Avenir Next"/>
+                <w:color w:val="1A1A1A"/>
                 <w:sz w:val="19"/>
                 <w:szCs w:val="19"/>
               </w:rPr>
-              <w:t xml:space="preserve">Step 2</w:t>
-            </w:r>
-            <w:r>
-              <w:rPr>
-                <w:rFonts w:ascii="Avenir Next" w:hAnsi="Avenir Next" w:cs="Avenir Next" w:eastAsia="Avenir Next"/>
-                <w:color w:val="1A1A1A"/>
-                <w:sz w:val="19"/>
-                <w:szCs w:val="19"/>
-              </w:rPr>
               <w:tab/>
             </w:r>
             <w:r>
               <w:rPr>
                 <w:rFonts w:ascii="Avenir Next" w:hAnsi="Avenir Next" w:cs="Avenir Next" w:eastAsia="Avenir Next"/>
                 <w:color w:val="1A1A1A"/>
-                <w:sz w:val="21"/>
+                <w:sz w:val="22"/>
                 <w:szCs w:val="21"/>
               </w:rPr>
               <w:t xml:space="preserve">14 × 6 = 84.</w:t>
@@ -705,25 +713,25 @@
                 <w:rFonts w:ascii="Avenir Next" w:hAnsi="Avenir Next" w:cs="Avenir Next" w:eastAsia="Avenir Next"/>
                 <w:b/>
                 <w:color w:val="003A70"/>
+                <w:sz w:val="22"/>
+                <w:szCs w:val="19"/>
+              </w:rPr>
+              <w:t xml:space="preserve">Step 3</w:t>
+            </w:r>
+            <w:r>
+              <w:rPr>
+                <w:rFonts w:ascii="Avenir Next" w:hAnsi="Avenir Next" w:cs="Avenir Next" w:eastAsia="Avenir Next"/>
+                <w:color w:val="1A1A1A"/>
                 <w:sz w:val="19"/>
                 <w:szCs w:val="19"/>
               </w:rPr>
-              <w:t xml:space="preserve">Step 3</w:t>
-            </w:r>
-            <w:r>
-              <w:rPr>
-                <w:rFonts w:ascii="Avenir Next" w:hAnsi="Avenir Next" w:cs="Avenir Next" w:eastAsia="Avenir Next"/>
-                <w:color w:val="1A1A1A"/>
-                <w:sz w:val="19"/>
-                <w:szCs w:val="19"/>
-              </w:rPr>
               <w:tab/>
             </w:r>
             <w:r>
               <w:rPr>
                 <w:rFonts w:ascii="Avenir Next" w:hAnsi="Avenir Next" w:cs="Avenir Next" w:eastAsia="Avenir Next"/>
                 <w:color w:val="1A1A1A"/>
-                <w:sz w:val="21"/>
+                <w:sz w:val="22"/>
                 <w:szCs w:val="21"/>
               </w:rPr>
               <w:t xml:space="preserve">The area is 84 cm².</w:t>
@@ -742,18 +750,18 @@
                 <w:rFonts w:ascii="Avenir Next" w:hAnsi="Avenir Next" w:cs="Avenir Next" w:eastAsia="Avenir Next"/>
                 <w:b/>
                 <w:color w:val="1A1A1A"/>
+                <w:sz w:val="22"/>
+                <w:szCs w:val="21"/>
+              </w:rPr>
+              <w:t xml:space="preserve">Answer</w:t>
+            </w:r>
+            <w:r>
+              <w:rPr>
+                <w:rFonts w:ascii="Avenir Next" w:hAnsi="Avenir Next" w:cs="Avenir Next" w:eastAsia="Avenir Next"/>
+                <w:color w:val="1A1A1A"/>
                 <w:sz w:val="21"/>
                 <w:szCs w:val="21"/>
               </w:rPr>
-              <w:t xml:space="preserve">Answer</w:t>
-            </w:r>
-            <w:r>
-              <w:rPr>
-                <w:rFonts w:ascii="Avenir Next" w:hAnsi="Avenir Next" w:cs="Avenir Next" w:eastAsia="Avenir Next"/>
-                <w:color w:val="1A1A1A"/>
-                <w:sz w:val="21"/>
-                <w:szCs w:val="21"/>
-              </w:rPr>
               <w:tab/>
             </w:r>
             <w:r>
@@ -761,7 +769,7 @@
                 <w:rFonts w:ascii="Avenir Next" w:hAnsi="Avenir Next" w:cs="Avenir Next" w:eastAsia="Avenir Next"/>
                 <w:b/>
                 <w:color w:val="1A1A1A"/>
-                <w:sz w:val="21"/>
+                <w:sz w:val="22"/>
                 <w:szCs w:val="21"/>
               </w:rPr>
               <w:t xml:space="preserve">84 cm²</w:t>
@@ -782,7 +790,7 @@
               <w:drawing>
                 <wp:inline distT="0" distB="0" distL="0" distR="0">
                   <wp:extent cx="2377440" cy="1227065"/>
-                  <wp:docPr id="1" name="Figure 1"/>
+                  <wp:docPr id="1" name="Figure 1" descr="Parallelogram. Dims: base: 14 cm; height: 6 cm; side: 8 cm."/>
                   <a:graphic xmlns:a="http://schemas.openxmlformats.org/drawingml/2006/main">
                     <a:graphicData uri="http://schemas.openxmlformats.org/drawingml/2006/picture">
                       <pic:pic xmlns:pic="http://schemas.openxmlformats.org/drawingml/2006/picture">
@@ -822,6 +830,7 @@
     </w:p>
     <w:p>
       <w:pPr>
+        <w:pStyle w:val="Heading2"/>
         <w:keepNext/>
         <w:pBdr>
           <w:bottom w:val="single" w:sz="8" w:space="3" w:color="003A70"/>
@@ -837,7 +846,7 @@
           <w:b/>
           <w:color w:val="003A70"/>
           <w:spacing w:val="14"/>
-          <w:sz w:val="19"/>
+          <w:sz w:val="22"/>
           <w:szCs w:val="19"/>
         </w:rPr>
         <w:t xml:space="preserve">TRY IT WITH HELP</w:t>
@@ -856,7 +865,7 @@
           <w:rFonts w:ascii="Avenir Next" w:hAnsi="Avenir Next" w:cs="Avenir Next" w:eastAsia="Avenir Next"/>
           <w:i/>
           <w:color w:val="5A5F66"/>
-          <w:sz w:val="17"/>
+          <w:sz w:val="22"/>
           <w:szCs w:val="17"/>
         </w:rPr>
         <w:t xml:space="preserve">fill in each step</w:t>
@@ -914,28 +923,47 @@
           <w:rFonts w:ascii="Avenir Next" w:hAnsi="Avenir Next" w:cs="Avenir Next" w:eastAsia="Avenir Next"/>
           <w:b/>
           <w:color w:val="003A70"/>
+          <w:sz w:val="22"/>
+          <w:szCs w:val="18"/>
+        </w:rPr>
+        <w:t xml:space="preserve">Step 1</w:t>
+      </w:r>
+      <w:r>
+        <w:rPr>
+          <w:rFonts w:ascii="Avenir Next" w:hAnsi="Avenir Next" w:cs="Avenir Next" w:eastAsia="Avenir Next"/>
+          <w:color w:val="1A1A1A"/>
           <w:sz w:val="18"/>
           <w:szCs w:val="18"/>
         </w:rPr>
-        <w:t xml:space="preserve">Step 1</w:t>
-      </w:r>
-      <w:r>
-        <w:rPr>
-          <w:rFonts w:ascii="Avenir Next" w:hAnsi="Avenir Next" w:cs="Avenir Next" w:eastAsia="Avenir Next"/>
-          <w:color w:val="1A1A1A"/>
-          <w:sz w:val="18"/>
-          <w:szCs w:val="18"/>
-        </w:rPr>
         <w:tab/>
       </w:r>
       <w:r>
         <w:rPr>
           <w:rFonts w:ascii="Avenir Next" w:hAnsi="Avenir Next" w:cs="Avenir Next" w:eastAsia="Avenir Next"/>
           <w:color w:val="1A1A1A"/>
+          <w:sz w:val="22"/>
+          <w:szCs w:val="21"/>
+        </w:rPr>
+        <w:t xml:space="preserve">Base </w:t>
+      </w:r>
+      <w:r>
+        <w:rPr>
+          <w:rFonts w:ascii="Avenir Next" w:hAnsi="Avenir Next" w:cs="Avenir Next" w:eastAsia="Avenir Next"/>
+          <w:color w:val="1A1A1A"/>
           <w:sz w:val="21"/>
           <w:szCs w:val="21"/>
-        </w:rPr>
-        <w:t xml:space="preserve">Base </w:t>
+          <w:u w:val="single"/>
+        </w:rPr>
+        <w:t xml:space="preserve">                </w:t>
+      </w:r>
+      <w:r>
+        <w:rPr>
+          <w:rFonts w:ascii="Avenir Next" w:hAnsi="Avenir Next" w:cs="Avenir Next" w:eastAsia="Avenir Next"/>
+          <w:color w:val="1A1A1A"/>
+          <w:sz w:val="22"/>
+          <w:szCs w:val="21"/>
+        </w:rPr>
+        <w:t xml:space="preserve"> in. Height </w:t>
       </w:r>
       <w:r>
         <w:rPr>
@@ -951,26 +979,7 @@
         <w:rPr>
           <w:rFonts w:ascii="Avenir Next" w:hAnsi="Avenir Next" w:cs="Avenir Next" w:eastAsia="Avenir Next"/>
           <w:color w:val="1A1A1A"/>
-          <w:sz w:val="21"/>
-          <w:szCs w:val="21"/>
-        </w:rPr>
-        <w:t xml:space="preserve"> in. Height </w:t>
-      </w:r>
-      <w:r>
-        <w:rPr>
-          <w:rFonts w:ascii="Avenir Next" w:hAnsi="Avenir Next" w:cs="Avenir Next" w:eastAsia="Avenir Next"/>
-          <w:color w:val="1A1A1A"/>
-          <w:sz w:val="21"/>
-          <w:szCs w:val="21"/>
-          <w:u w:val="single"/>
-        </w:rPr>
-        <w:t xml:space="preserve">                </w:t>
-      </w:r>
-      <w:r>
-        <w:rPr>
-          <w:rFonts w:ascii="Avenir Next" w:hAnsi="Avenir Next" w:cs="Avenir Next" w:eastAsia="Avenir Next"/>
-          <w:color w:val="1A1A1A"/>
-          <w:sz w:val="21"/>
+          <w:sz w:val="22"/>
           <w:szCs w:val="21"/>
         </w:rPr>
         <w:t xml:space="preserve"> in.</w:t>
@@ -990,25 +999,25 @@
           <w:rFonts w:ascii="Avenir Next" w:hAnsi="Avenir Next" w:cs="Avenir Next" w:eastAsia="Avenir Next"/>
           <w:b/>
           <w:color w:val="003A70"/>
+          <w:sz w:val="22"/>
+          <w:szCs w:val="18"/>
+        </w:rPr>
+        <w:t xml:space="preserve">Step 2</w:t>
+      </w:r>
+      <w:r>
+        <w:rPr>
+          <w:rFonts w:ascii="Avenir Next" w:hAnsi="Avenir Next" w:cs="Avenir Next" w:eastAsia="Avenir Next"/>
+          <w:color w:val="1A1A1A"/>
           <w:sz w:val="18"/>
           <w:szCs w:val="18"/>
         </w:rPr>
-        <w:t xml:space="preserve">Step 2</w:t>
-      </w:r>
-      <w:r>
-        <w:rPr>
-          <w:rFonts w:ascii="Avenir Next" w:hAnsi="Avenir Next" w:cs="Avenir Next" w:eastAsia="Avenir Next"/>
-          <w:color w:val="1A1A1A"/>
-          <w:sz w:val="18"/>
-          <w:szCs w:val="18"/>
-        </w:rPr>
         <w:tab/>
       </w:r>
       <w:r>
         <w:rPr>
           <w:rFonts w:ascii="Avenir Next" w:hAnsi="Avenir Next" w:cs="Avenir Next" w:eastAsia="Avenir Next"/>
           <w:color w:val="1A1A1A"/>
-          <w:sz w:val="21"/>
+          <w:sz w:val="22"/>
           <w:szCs w:val="21"/>
         </w:rPr>
         <w:t xml:space="preserve">12 × 20 = </w:t>
@@ -1038,35 +1047,35 @@
           <w:rFonts w:ascii="Avenir Next" w:hAnsi="Avenir Next" w:cs="Avenir Next" w:eastAsia="Avenir Next"/>
           <w:b/>
           <w:color w:val="003A70"/>
+          <w:sz w:val="22"/>
+          <w:szCs w:val="18"/>
+        </w:rPr>
+        <w:t xml:space="preserve">Step 3</w:t>
+      </w:r>
+      <w:r>
+        <w:rPr>
+          <w:rFonts w:ascii="Avenir Next" w:hAnsi="Avenir Next" w:cs="Avenir Next" w:eastAsia="Avenir Next"/>
+          <w:color w:val="1A1A1A"/>
           <w:sz w:val="18"/>
           <w:szCs w:val="18"/>
         </w:rPr>
-        <w:t xml:space="preserve">Step 3</w:t>
-      </w:r>
-      <w:r>
-        <w:rPr>
-          <w:rFonts w:ascii="Avenir Next" w:hAnsi="Avenir Next" w:cs="Avenir Next" w:eastAsia="Avenir Next"/>
-          <w:color w:val="1A1A1A"/>
-          <w:sz w:val="18"/>
-          <w:szCs w:val="18"/>
-        </w:rPr>
         <w:tab/>
       </w:r>
       <w:r>
         <w:rPr>
           <w:rFonts w:ascii="Avenir Next" w:hAnsi="Avenir Next" w:cs="Avenir Next" w:eastAsia="Avenir Next"/>
           <w:color w:val="1A1A1A"/>
+          <w:sz w:val="22"/>
+          <w:szCs w:val="21"/>
+        </w:rPr>
+        <w:t xml:space="preserve">The area is </w:t>
+      </w:r>
+      <w:r>
+        <w:rPr>
+          <w:rFonts w:ascii="Avenir Next" w:hAnsi="Avenir Next" w:cs="Avenir Next" w:eastAsia="Avenir Next"/>
+          <w:color w:val="1A1A1A"/>
           <w:sz w:val="21"/>
           <w:szCs w:val="21"/>
-        </w:rPr>
-        <w:t xml:space="preserve">The area is </w:t>
-      </w:r>
-      <w:r>
-        <w:rPr>
-          <w:rFonts w:ascii="Avenir Next" w:hAnsi="Avenir Next" w:cs="Avenir Next" w:eastAsia="Avenir Next"/>
-          <w:color w:val="1A1A1A"/>
-          <w:sz w:val="21"/>
-          <w:szCs w:val="21"/>
           <w:u w:val="single"/>
         </w:rPr>
         <w:t xml:space="preserve">                </w:t>
@@ -1075,7 +1084,7 @@
         <w:rPr>
           <w:rFonts w:ascii="Avenir Next" w:hAnsi="Avenir Next" w:cs="Avenir Next" w:eastAsia="Avenir Next"/>
           <w:color w:val="1A1A1A"/>
-          <w:sz w:val="21"/>
+          <w:sz w:val="22"/>
           <w:szCs w:val="21"/>
         </w:rPr>
         <w:t xml:space="preserve"> in².</w:t>
@@ -1138,28 +1147,47 @@
           <w:rFonts w:ascii="Avenir Next" w:hAnsi="Avenir Next" w:cs="Avenir Next" w:eastAsia="Avenir Next"/>
           <w:b/>
           <w:color w:val="003A70"/>
+          <w:sz w:val="22"/>
+          <w:szCs w:val="18"/>
+        </w:rPr>
+        <w:t xml:space="preserve">Step 1</w:t>
+      </w:r>
+      <w:r>
+        <w:rPr>
+          <w:rFonts w:ascii="Avenir Next" w:hAnsi="Avenir Next" w:cs="Avenir Next" w:eastAsia="Avenir Next"/>
+          <w:color w:val="1A1A1A"/>
           <w:sz w:val="18"/>
           <w:szCs w:val="18"/>
         </w:rPr>
-        <w:t xml:space="preserve">Step 1</w:t>
-      </w:r>
-      <w:r>
-        <w:rPr>
-          <w:rFonts w:ascii="Avenir Next" w:hAnsi="Avenir Next" w:cs="Avenir Next" w:eastAsia="Avenir Next"/>
-          <w:color w:val="1A1A1A"/>
-          <w:sz w:val="18"/>
-          <w:szCs w:val="18"/>
-        </w:rPr>
         <w:tab/>
       </w:r>
       <w:r>
         <w:rPr>
           <w:rFonts w:ascii="Avenir Next" w:hAnsi="Avenir Next" w:cs="Avenir Next" w:eastAsia="Avenir Next"/>
           <w:color w:val="1A1A1A"/>
+          <w:sz w:val="22"/>
+          <w:szCs w:val="21"/>
+        </w:rPr>
+        <w:t xml:space="preserve">Base </w:t>
+      </w:r>
+      <w:r>
+        <w:rPr>
+          <w:rFonts w:ascii="Avenir Next" w:hAnsi="Avenir Next" w:cs="Avenir Next" w:eastAsia="Avenir Next"/>
+          <w:color w:val="1A1A1A"/>
           <w:sz w:val="21"/>
           <w:szCs w:val="21"/>
-        </w:rPr>
-        <w:t xml:space="preserve">Base </w:t>
+          <w:u w:val="single"/>
+        </w:rPr>
+        <w:t xml:space="preserve">                </w:t>
+      </w:r>
+      <w:r>
+        <w:rPr>
+          <w:rFonts w:ascii="Avenir Next" w:hAnsi="Avenir Next" w:cs="Avenir Next" w:eastAsia="Avenir Next"/>
+          <w:color w:val="1A1A1A"/>
+          <w:sz w:val="22"/>
+          <w:szCs w:val="21"/>
+        </w:rPr>
+        <w:t xml:space="preserve"> cm. Height </w:t>
       </w:r>
       <w:r>
         <w:rPr>
@@ -1175,26 +1203,7 @@
         <w:rPr>
           <w:rFonts w:ascii="Avenir Next" w:hAnsi="Avenir Next" w:cs="Avenir Next" w:eastAsia="Avenir Next"/>
           <w:color w:val="1A1A1A"/>
-          <w:sz w:val="21"/>
-          <w:szCs w:val="21"/>
-        </w:rPr>
-        <w:t xml:space="preserve"> cm. Height </w:t>
-      </w:r>
-      <w:r>
-        <w:rPr>
-          <w:rFonts w:ascii="Avenir Next" w:hAnsi="Avenir Next" w:cs="Avenir Next" w:eastAsia="Avenir Next"/>
-          <w:color w:val="1A1A1A"/>
-          <w:sz w:val="21"/>
-          <w:szCs w:val="21"/>
-          <w:u w:val="single"/>
-        </w:rPr>
-        <w:t xml:space="preserve">                </w:t>
-      </w:r>
-      <w:r>
-        <w:rPr>
-          <w:rFonts w:ascii="Avenir Next" w:hAnsi="Avenir Next" w:cs="Avenir Next" w:eastAsia="Avenir Next"/>
-          <w:color w:val="1A1A1A"/>
-          <w:sz w:val="21"/>
+          <w:sz w:val="22"/>
           <w:szCs w:val="21"/>
         </w:rPr>
         <w:t xml:space="preserve"> cm.</w:t>
@@ -1214,25 +1223,25 @@
           <w:rFonts w:ascii="Avenir Next" w:hAnsi="Avenir Next" w:cs="Avenir Next" w:eastAsia="Avenir Next"/>
           <w:b/>
           <w:color w:val="003A70"/>
+          <w:sz w:val="22"/>
+          <w:szCs w:val="18"/>
+        </w:rPr>
+        <w:t xml:space="preserve">Step 2</w:t>
+      </w:r>
+      <w:r>
+        <w:rPr>
+          <w:rFonts w:ascii="Avenir Next" w:hAnsi="Avenir Next" w:cs="Avenir Next" w:eastAsia="Avenir Next"/>
+          <w:color w:val="1A1A1A"/>
           <w:sz w:val="18"/>
           <w:szCs w:val="18"/>
         </w:rPr>
-        <w:t xml:space="preserve">Step 2</w:t>
-      </w:r>
-      <w:r>
-        <w:rPr>
-          <w:rFonts w:ascii="Avenir Next" w:hAnsi="Avenir Next" w:cs="Avenir Next" w:eastAsia="Avenir Next"/>
-          <w:color w:val="1A1A1A"/>
-          <w:sz w:val="18"/>
-          <w:szCs w:val="18"/>
-        </w:rPr>
         <w:tab/>
       </w:r>
       <w:r>
         <w:rPr>
           <w:rFonts w:ascii="Avenir Next" w:hAnsi="Avenir Next" w:cs="Avenir Next" w:eastAsia="Avenir Next"/>
           <w:color w:val="1A1A1A"/>
-          <w:sz w:val="21"/>
+          <w:sz w:val="22"/>
           <w:szCs w:val="21"/>
         </w:rPr>
         <w:t xml:space="preserve">10 × 8 = </w:t>
@@ -1262,35 +1271,35 @@
           <w:rFonts w:ascii="Avenir Next" w:hAnsi="Avenir Next" w:cs="Avenir Next" w:eastAsia="Avenir Next"/>
           <w:b/>
           <w:color w:val="003A70"/>
+          <w:sz w:val="22"/>
+          <w:szCs w:val="18"/>
+        </w:rPr>
+        <w:t xml:space="preserve">Step 3</w:t>
+      </w:r>
+      <w:r>
+        <w:rPr>
+          <w:rFonts w:ascii="Avenir Next" w:hAnsi="Avenir Next" w:cs="Avenir Next" w:eastAsia="Avenir Next"/>
+          <w:color w:val="1A1A1A"/>
           <w:sz w:val="18"/>
           <w:szCs w:val="18"/>
         </w:rPr>
-        <w:t xml:space="preserve">Step 3</w:t>
-      </w:r>
-      <w:r>
-        <w:rPr>
-          <w:rFonts w:ascii="Avenir Next" w:hAnsi="Avenir Next" w:cs="Avenir Next" w:eastAsia="Avenir Next"/>
-          <w:color w:val="1A1A1A"/>
-          <w:sz w:val="18"/>
-          <w:szCs w:val="18"/>
-        </w:rPr>
         <w:tab/>
       </w:r>
       <w:r>
         <w:rPr>
           <w:rFonts w:ascii="Avenir Next" w:hAnsi="Avenir Next" w:cs="Avenir Next" w:eastAsia="Avenir Next"/>
           <w:color w:val="1A1A1A"/>
+          <w:sz w:val="22"/>
+          <w:szCs w:val="21"/>
+        </w:rPr>
+        <w:t xml:space="preserve">The area is </w:t>
+      </w:r>
+      <w:r>
+        <w:rPr>
+          <w:rFonts w:ascii="Avenir Next" w:hAnsi="Avenir Next" w:cs="Avenir Next" w:eastAsia="Avenir Next"/>
+          <w:color w:val="1A1A1A"/>
           <w:sz w:val="21"/>
           <w:szCs w:val="21"/>
-        </w:rPr>
-        <w:t xml:space="preserve">The area is </w:t>
-      </w:r>
-      <w:r>
-        <w:rPr>
-          <w:rFonts w:ascii="Avenir Next" w:hAnsi="Avenir Next" w:cs="Avenir Next" w:eastAsia="Avenir Next"/>
-          <w:color w:val="1A1A1A"/>
-          <w:sz w:val="21"/>
-          <w:szCs w:val="21"/>
           <w:u w:val="single"/>
         </w:rPr>
         <w:t xml:space="preserve">                </w:t>
@@ -1299,7 +1308,7 @@
         <w:rPr>
           <w:rFonts w:ascii="Avenir Next" w:hAnsi="Avenir Next" w:cs="Avenir Next" w:eastAsia="Avenir Next"/>
           <w:color w:val="1A1A1A"/>
-          <w:sz w:val="21"/>
+          <w:sz w:val="22"/>
           <w:szCs w:val="21"/>
         </w:rPr>
         <w:t xml:space="preserve"> cm².</w:t>
@@ -1312,6 +1321,7 @@
     </w:p>
     <w:p>
       <w:pPr>
+        <w:pStyle w:val="Heading2"/>
         <w:keepNext/>
         <w:pBdr>
           <w:bottom w:val="single" w:sz="8" w:space="3" w:color="003A70"/>
@@ -1327,7 +1337,7 @@
           <w:b/>
           <w:color w:val="003A70"/>
           <w:spacing w:val="14"/>
-          <w:sz w:val="19"/>
+          <w:sz w:val="22"/>
           <w:szCs w:val="19"/>
         </w:rPr>
         <w:t xml:space="preserve">YOUR TURN</w:t>
@@ -1346,7 +1356,7 @@
           <w:rFonts w:ascii="Avenir Next" w:hAnsi="Avenir Next" w:cs="Avenir Next" w:eastAsia="Avenir Next"/>
           <w:i/>
           <w:color w:val="5A5F66"/>
-          <w:sz w:val="17"/>
+          <w:sz w:val="22"/>
           <w:szCs w:val="17"/>
         </w:rPr>
         <w:t xml:space="preserve">use the steps on your own</w:t>
@@ -1518,7 +1528,7 @@
                       <w:szCs w:val="22"/>
                       <w:u w:val="single"/>
                     </w:rPr>
-                    <w:t xml:space="preserve">      </w:t>
+                    <w:t xml:space="preserve">          </w:t>
                   </w:r>
                 </w:p>
               </w:tc>
@@ -1580,7 +1590,7 @@
                       <w:szCs w:val="22"/>
                       <w:u w:val="single"/>
                     </w:rPr>
-                    <w:t xml:space="preserve">      </w:t>
+                    <w:t xml:space="preserve">          </w:t>
                   </w:r>
                 </w:p>
               </w:tc>
@@ -1642,7 +1652,7 @@
                       <w:szCs w:val="22"/>
                       <w:u w:val="single"/>
                     </w:rPr>
-                    <w:t xml:space="preserve">      </w:t>
+                    <w:t xml:space="preserve">          </w:t>
                   </w:r>
                 </w:p>
               </w:tc>
@@ -1710,7 +1720,7 @@
                       <w:szCs w:val="22"/>
                       <w:u w:val="single"/>
                     </w:rPr>
-                    <w:t xml:space="preserve">      </w:t>
+                    <w:t xml:space="preserve">          </w:t>
                   </w:r>
                 </w:p>
               </w:tc>
@@ -1772,7 +1782,7 @@
                       <w:szCs w:val="22"/>
                       <w:u w:val="single"/>
                     </w:rPr>
-                    <w:t xml:space="preserve">      </w:t>
+                    <w:t xml:space="preserve">          </w:t>
                   </w:r>
                 </w:p>
               </w:tc>
@@ -1834,7 +1844,7 @@
                       <w:szCs w:val="22"/>
                       <w:u w:val="single"/>
                     </w:rPr>
-                    <w:t xml:space="preserve">      </w:t>
+                    <w:t xml:space="preserve">          </w:t>
                   </w:r>
                 </w:p>
               </w:tc>
@@ -1866,7 +1876,7 @@
           <w:caps/>
           <w:color w:val="003A70"/>
           <w:spacing w:val="12"/>
-          <w:sz w:val="19"/>
+          <w:sz w:val="22"/>
           <w:szCs w:val="19"/>
         </w:rPr>
         <w:t xml:space="preserve">Lesson 5-2  ·  Session 1  ·  Prerequisite Practice B  ·  Skill 2 of 2</w:t>
@@ -1874,6 +1884,7 @@
     </w:p>
     <w:p>
       <w:pPr>
+        <w:pStyle w:val="Heading1"/>
         <w:keepNext/>
         <w:spacing w:before="0" w:after="10" w:line="240" w:lineRule="auto"/>
       </w:pPr>
@@ -1899,7 +1910,7 @@
         <w:rPr>
           <w:rFonts w:ascii="Avenir Next" w:hAnsi="Avenir Next" w:cs="Avenir Next" w:eastAsia="Avenir Next"/>
           <w:color w:val="5A5F66"/>
-          <w:sz w:val="17"/>
+          <w:sz w:val="22"/>
           <w:szCs w:val="17"/>
         </w:rPr>
         <w:t xml:space="preserve">Builds on Lesson 5-1 Session 1 · 6.G.A.1</w:t>
@@ -1942,6 +1953,7 @@
           </w:tcPr>
           <w:p>
             <w:pPr>
+              <w:pStyle w:val="Heading2"/>
               <w:spacing w:before="0" w:after="0" w:line="252" w:lineRule="auto"/>
             </w:pPr>
             <w:r>
@@ -1971,7 +1983,7 @@
               <w:rPr>
                 <w:rFonts w:ascii="Avenir Next" w:hAnsi="Avenir Next" w:cs="Avenir Next" w:eastAsia="Avenir Next"/>
                 <w:color w:val="1A1A1A"/>
-                <w:sz w:val="20"/>
+                <w:sz w:val="22"/>
                 <w:szCs w:val="20"/>
               </w:rPr>
               <w:t xml:space="preserve">You will use the two legs of a right triangle as base and height.</w:t>
@@ -1991,6 +2003,7 @@
           </w:tcPr>
           <w:p>
             <w:pPr>
+              <w:pStyle w:val="Heading2"/>
               <w:spacing w:before="0" w:after="0" w:line="252" w:lineRule="auto"/>
             </w:pPr>
             <w:r>
@@ -2020,7 +2033,7 @@
               <w:rPr>
                 <w:rFonts w:ascii="Avenir Next" w:hAnsi="Avenir Next" w:cs="Avenir Next" w:eastAsia="Avenir Next"/>
                 <w:color w:val="1A1A1A"/>
-                <w:sz w:val="20"/>
+                <w:sz w:val="22"/>
                 <w:szCs w:val="20"/>
               </w:rPr>
               <w:t xml:space="preserve">Find the base and the height, which meet at a square corner.  </w:t>
@@ -2030,7 +2043,7 @@
                 <w:rFonts w:ascii="Avenir Next" w:hAnsi="Avenir Next" w:cs="Avenir Next" w:eastAsia="Avenir Next"/>
                 <w:b/>
                 <w:color w:val="1A1A1A"/>
-                <w:sz w:val="20"/>
+                <w:sz w:val="22"/>
                 <w:szCs w:val="20"/>
               </w:rPr>
               <w:t xml:space="preserve">You will use it in Practice Form A, problems 4 and 6.</w:t>
@@ -2041,6 +2054,7 @@
     </w:tbl>
     <w:p>
       <w:pPr>
+        <w:pStyle w:val="Heading2"/>
         <w:keepNext/>
         <w:pBdr>
           <w:bottom w:val="single" w:sz="8" w:space="3" w:color="003A70"/>
@@ -2056,7 +2070,7 @@
           <w:b/>
           <w:color w:val="003A70"/>
           <w:spacing w:val="14"/>
-          <w:sz w:val="19"/>
+          <w:sz w:val="22"/>
           <w:szCs w:val="19"/>
         </w:rPr>
         <w:t xml:space="preserve">STEPS TO FOLLOW</w:t>
@@ -2075,7 +2089,7 @@
           <w:rFonts w:ascii="Avenir Next" w:hAnsi="Avenir Next" w:cs="Avenir Next" w:eastAsia="Avenir Next"/>
           <w:i/>
           <w:color w:val="5A5F66"/>
-          <w:sz w:val="17"/>
+          <w:sz w:val="22"/>
           <w:szCs w:val="17"/>
         </w:rPr>
         <w:t xml:space="preserve">use these same steps on every problem</w:t>
@@ -2117,6 +2131,7 @@
           </w:tcPr>
           <w:p>
             <w:pPr>
+              <w:pStyle w:val="Heading1"/>
               <w:spacing w:before="0" w:after="0" w:line="240" w:lineRule="auto"/>
               <w:jc w:val="center"/>
             </w:pPr>
@@ -2145,7 +2160,7 @@
               <w:rPr>
                 <w:rFonts w:ascii="Avenir Next" w:hAnsi="Avenir Next" w:cs="Avenir Next" w:eastAsia="Avenir Next"/>
                 <w:color w:val="1A1A1A"/>
-                <w:sz w:val="21"/>
+                <w:sz w:val="22"/>
                 <w:szCs w:val="21"/>
               </w:rPr>
               <w:t xml:space="preserve">Find the </w:t>
@@ -2155,7 +2170,7 @@
                 <w:rFonts w:ascii="Avenir Next" w:hAnsi="Avenir Next" w:cs="Avenir Next" w:eastAsia="Avenir Next"/>
                 <w:b/>
                 <w:color w:val="1A1A1A"/>
-                <w:sz w:val="21"/>
+                <w:sz w:val="22"/>
                 <w:szCs w:val="21"/>
               </w:rPr>
               <w:t xml:space="preserve">square corner</w:t>
@@ -2164,7 +2179,7 @@
               <w:rPr>
                 <w:rFonts w:ascii="Avenir Next" w:hAnsi="Avenir Next" w:cs="Avenir Next" w:eastAsia="Avenir Next"/>
                 <w:color w:val="1A1A1A"/>
-                <w:sz w:val="21"/>
+                <w:sz w:val="22"/>
                 <w:szCs w:val="21"/>
               </w:rPr>
               <w:t xml:space="preserve"> (right angle).</w:t>
@@ -2183,6 +2198,7 @@
           </w:tcPr>
           <w:p>
             <w:pPr>
+              <w:pStyle w:val="Heading1"/>
               <w:spacing w:before="0" w:after="0" w:line="240" w:lineRule="auto"/>
               <w:jc w:val="center"/>
             </w:pPr>
@@ -2211,7 +2227,7 @@
               <w:rPr>
                 <w:rFonts w:ascii="Avenir Next" w:hAnsi="Avenir Next" w:cs="Avenir Next" w:eastAsia="Avenir Next"/>
                 <w:color w:val="1A1A1A"/>
-                <w:sz w:val="21"/>
+                <w:sz w:val="22"/>
                 <w:szCs w:val="21"/>
               </w:rPr>
               <w:t xml:space="preserve">The two sides at that corner are the </w:t>
@@ -2221,7 +2237,7 @@
                 <w:rFonts w:ascii="Avenir Next" w:hAnsi="Avenir Next" w:cs="Avenir Next" w:eastAsia="Avenir Next"/>
                 <w:b/>
                 <w:color w:val="1A1A1A"/>
-                <w:sz w:val="21"/>
+                <w:sz w:val="22"/>
                 <w:szCs w:val="21"/>
               </w:rPr>
               <w:t xml:space="preserve">base</w:t>
@@ -2230,7 +2246,7 @@
               <w:rPr>
                 <w:rFonts w:ascii="Avenir Next" w:hAnsi="Avenir Next" w:cs="Avenir Next" w:eastAsia="Avenir Next"/>
                 <w:color w:val="1A1A1A"/>
-                <w:sz w:val="21"/>
+                <w:sz w:val="22"/>
                 <w:szCs w:val="21"/>
               </w:rPr>
               <w:t xml:space="preserve"> and the </w:t>
@@ -2240,7 +2256,7 @@
                 <w:rFonts w:ascii="Avenir Next" w:hAnsi="Avenir Next" w:cs="Avenir Next" w:eastAsia="Avenir Next"/>
                 <w:b/>
                 <w:color w:val="1A1A1A"/>
-                <w:sz w:val="21"/>
+                <w:sz w:val="22"/>
                 <w:szCs w:val="21"/>
               </w:rPr>
               <w:t xml:space="preserve">height</w:t>
@@ -2249,7 +2265,7 @@
               <w:rPr>
                 <w:rFonts w:ascii="Avenir Next" w:hAnsi="Avenir Next" w:cs="Avenir Next" w:eastAsia="Avenir Next"/>
                 <w:color w:val="1A1A1A"/>
-                <w:sz w:val="21"/>
+                <w:sz w:val="22"/>
                 <w:szCs w:val="21"/>
               </w:rPr>
               <w:t xml:space="preserve">.</w:t>
@@ -2268,6 +2284,7 @@
           </w:tcPr>
           <w:p>
             <w:pPr>
+              <w:pStyle w:val="Heading1"/>
               <w:spacing w:before="0" w:after="0" w:line="240" w:lineRule="auto"/>
               <w:jc w:val="center"/>
             </w:pPr>
@@ -2296,7 +2313,7 @@
               <w:rPr>
                 <w:rFonts w:ascii="Avenir Next" w:hAnsi="Avenir Next" w:cs="Avenir Next" w:eastAsia="Avenir Next"/>
                 <w:color w:val="1A1A1A"/>
-                <w:sz w:val="21"/>
+                <w:sz w:val="22"/>
                 <w:szCs w:val="21"/>
               </w:rPr>
               <w:t xml:space="preserve">The longest side is </w:t>
@@ -2306,7 +2323,7 @@
                 <w:rFonts w:ascii="Avenir Next" w:hAnsi="Avenir Next" w:cs="Avenir Next" w:eastAsia="Avenir Next"/>
                 <w:b/>
                 <w:color w:val="1A1A1A"/>
-                <w:sz w:val="21"/>
+                <w:sz w:val="22"/>
                 <w:szCs w:val="21"/>
               </w:rPr>
               <w:t xml:space="preserve">never</w:t>
@@ -2315,7 +2332,7 @@
               <w:rPr>
                 <w:rFonts w:ascii="Avenir Next" w:hAnsi="Avenir Next" w:cs="Avenir Next" w:eastAsia="Avenir Next"/>
                 <w:color w:val="1A1A1A"/>
-                <w:sz w:val="21"/>
+                <w:sz w:val="22"/>
                 <w:szCs w:val="21"/>
               </w:rPr>
               <w:t xml:space="preserve"> used.</w:t>
@@ -2326,6 +2343,7 @@
     </w:tbl>
     <w:p>
       <w:pPr>
+        <w:pStyle w:val="Heading2"/>
         <w:keepNext/>
         <w:pBdr>
           <w:bottom w:val="single" w:sz="8" w:space="3" w:color="003A70"/>
@@ -2341,7 +2359,7 @@
           <w:b/>
           <w:color w:val="003A70"/>
           <w:spacing w:val="14"/>
-          <w:sz w:val="19"/>
+          <w:sz w:val="22"/>
           <w:szCs w:val="19"/>
         </w:rPr>
         <w:t xml:space="preserve">WATCH ME</w:t>
@@ -2360,7 +2378,7 @@
           <w:rFonts w:ascii="Avenir Next" w:hAnsi="Avenir Next" w:cs="Avenir Next" w:eastAsia="Avenir Next"/>
           <w:i/>
           <w:color w:val="5A5F66"/>
-          <w:sz w:val="17"/>
+          <w:sz w:val="22"/>
           <w:szCs w:val="17"/>
         </w:rPr>
         <w:t xml:space="preserve">the steps in action</w:t>
@@ -2375,7 +2393,7 @@
           <w:rFonts w:ascii="Avenir Next" w:hAnsi="Avenir Next" w:cs="Avenir Next" w:eastAsia="Avenir Next"/>
           <w:b/>
           <w:color w:val="1A1A1A"/>
-          <w:sz w:val="21"/>
+          <w:sz w:val="22"/>
           <w:szCs w:val="21"/>
         </w:rPr>
         <w:t xml:space="preserve">Sides 6 ft, 8 ft, 10 ft. Name the base and height.</w:t>
@@ -2394,25 +2412,25 @@
           <w:rFonts w:ascii="Avenir Next" w:hAnsi="Avenir Next" w:cs="Avenir Next" w:eastAsia="Avenir Next"/>
           <w:b/>
           <w:color w:val="003A70"/>
+          <w:sz w:val="22"/>
+          <w:szCs w:val="19"/>
+        </w:rPr>
+        <w:t xml:space="preserve">Step 1</w:t>
+      </w:r>
+      <w:r>
+        <w:rPr>
+          <w:rFonts w:ascii="Avenir Next" w:hAnsi="Avenir Next" w:cs="Avenir Next" w:eastAsia="Avenir Next"/>
+          <w:color w:val="1A1A1A"/>
           <w:sz w:val="19"/>
           <w:szCs w:val="19"/>
         </w:rPr>
-        <w:t xml:space="preserve">Step 1</w:t>
-      </w:r>
-      <w:r>
-        <w:rPr>
-          <w:rFonts w:ascii="Avenir Next" w:hAnsi="Avenir Next" w:cs="Avenir Next" w:eastAsia="Avenir Next"/>
-          <w:color w:val="1A1A1A"/>
-          <w:sz w:val="19"/>
-          <w:szCs w:val="19"/>
-        </w:rPr>
         <w:tab/>
       </w:r>
       <w:r>
         <w:rPr>
           <w:rFonts w:ascii="Avenir Next" w:hAnsi="Avenir Next" w:cs="Avenir Next" w:eastAsia="Avenir Next"/>
           <w:color w:val="1A1A1A"/>
-          <w:sz w:val="21"/>
+          <w:sz w:val="22"/>
           <w:szCs w:val="21"/>
         </w:rPr>
         <w:t xml:space="preserve">The square corner is between the 6 ft and 8 ft sides.</w:t>
@@ -2431,25 +2449,25 @@
           <w:rFonts w:ascii="Avenir Next" w:hAnsi="Avenir Next" w:cs="Avenir Next" w:eastAsia="Avenir Next"/>
           <w:b/>
           <w:color w:val="003A70"/>
+          <w:sz w:val="22"/>
+          <w:szCs w:val="19"/>
+        </w:rPr>
+        <w:t xml:space="preserve">Step 2</w:t>
+      </w:r>
+      <w:r>
+        <w:rPr>
+          <w:rFonts w:ascii="Avenir Next" w:hAnsi="Avenir Next" w:cs="Avenir Next" w:eastAsia="Avenir Next"/>
+          <w:color w:val="1A1A1A"/>
           <w:sz w:val="19"/>
           <w:szCs w:val="19"/>
         </w:rPr>
-        <w:t xml:space="preserve">Step 2</w:t>
-      </w:r>
-      <w:r>
-        <w:rPr>
-          <w:rFonts w:ascii="Avenir Next" w:hAnsi="Avenir Next" w:cs="Avenir Next" w:eastAsia="Avenir Next"/>
-          <w:color w:val="1A1A1A"/>
-          <w:sz w:val="19"/>
-          <w:szCs w:val="19"/>
-        </w:rPr>
         <w:tab/>
       </w:r>
       <w:r>
         <w:rPr>
           <w:rFonts w:ascii="Avenir Next" w:hAnsi="Avenir Next" w:cs="Avenir Next" w:eastAsia="Avenir Next"/>
           <w:color w:val="1A1A1A"/>
-          <w:sz w:val="21"/>
+          <w:sz w:val="22"/>
           <w:szCs w:val="21"/>
         </w:rPr>
         <w:t xml:space="preserve">Base 6 ft and height 8 ft.</w:t>
@@ -2468,25 +2486,25 @@
           <w:rFonts w:ascii="Avenir Next" w:hAnsi="Avenir Next" w:cs="Avenir Next" w:eastAsia="Avenir Next"/>
           <w:b/>
           <w:color w:val="003A70"/>
+          <w:sz w:val="22"/>
+          <w:szCs w:val="19"/>
+        </w:rPr>
+        <w:t xml:space="preserve">Step 3</w:t>
+      </w:r>
+      <w:r>
+        <w:rPr>
+          <w:rFonts w:ascii="Avenir Next" w:hAnsi="Avenir Next" w:cs="Avenir Next" w:eastAsia="Avenir Next"/>
+          <w:color w:val="1A1A1A"/>
           <w:sz w:val="19"/>
           <w:szCs w:val="19"/>
         </w:rPr>
-        <w:t xml:space="preserve">Step 3</w:t>
-      </w:r>
-      <w:r>
-        <w:rPr>
-          <w:rFonts w:ascii="Avenir Next" w:hAnsi="Avenir Next" w:cs="Avenir Next" w:eastAsia="Avenir Next"/>
-          <w:color w:val="1A1A1A"/>
-          <w:sz w:val="19"/>
-          <w:szCs w:val="19"/>
-        </w:rPr>
         <w:tab/>
       </w:r>
       <w:r>
         <w:rPr>
           <w:rFonts w:ascii="Avenir Next" w:hAnsi="Avenir Next" w:cs="Avenir Next" w:eastAsia="Avenir Next"/>
           <w:color w:val="1A1A1A"/>
-          <w:sz w:val="21"/>
+          <w:sz w:val="22"/>
           <w:szCs w:val="21"/>
         </w:rPr>
         <w:t xml:space="preserve">The 10 ft side is longest. Do not use it.</w:t>
@@ -2505,18 +2523,18 @@
           <w:rFonts w:ascii="Avenir Next" w:hAnsi="Avenir Next" w:cs="Avenir Next" w:eastAsia="Avenir Next"/>
           <w:b/>
           <w:color w:val="1A1A1A"/>
+          <w:sz w:val="22"/>
+          <w:szCs w:val="21"/>
+        </w:rPr>
+        <w:t xml:space="preserve">Answer</w:t>
+      </w:r>
+      <w:r>
+        <w:rPr>
+          <w:rFonts w:ascii="Avenir Next" w:hAnsi="Avenir Next" w:cs="Avenir Next" w:eastAsia="Avenir Next"/>
+          <w:color w:val="1A1A1A"/>
           <w:sz w:val="21"/>
           <w:szCs w:val="21"/>
         </w:rPr>
-        <w:t xml:space="preserve">Answer</w:t>
-      </w:r>
-      <w:r>
-        <w:rPr>
-          <w:rFonts w:ascii="Avenir Next" w:hAnsi="Avenir Next" w:cs="Avenir Next" w:eastAsia="Avenir Next"/>
-          <w:color w:val="1A1A1A"/>
-          <w:sz w:val="21"/>
-          <w:szCs w:val="21"/>
-        </w:rPr>
         <w:tab/>
       </w:r>
       <w:r>
@@ -2524,7 +2542,7 @@
           <w:rFonts w:ascii="Avenir Next" w:hAnsi="Avenir Next" w:cs="Avenir Next" w:eastAsia="Avenir Next"/>
           <w:b/>
           <w:color w:val="1A1A1A"/>
-          <w:sz w:val="21"/>
+          <w:sz w:val="22"/>
           <w:szCs w:val="21"/>
         </w:rPr>
         <w:t xml:space="preserve">Base 6 ft, height 8 ft</w:t>
@@ -2532,6 +2550,7 @@
     </w:p>
     <w:p>
       <w:pPr>
+        <w:pStyle w:val="Heading2"/>
         <w:keepNext/>
         <w:pBdr>
           <w:bottom w:val="single" w:sz="8" w:space="3" w:color="003A70"/>
@@ -2547,7 +2566,7 @@
           <w:b/>
           <w:color w:val="003A70"/>
           <w:spacing w:val="14"/>
-          <w:sz w:val="19"/>
+          <w:sz w:val="22"/>
           <w:szCs w:val="19"/>
         </w:rPr>
         <w:t xml:space="preserve">TRY IT WITH HELP</w:t>
@@ -2566,7 +2585,7 @@
           <w:rFonts w:ascii="Avenir Next" w:hAnsi="Avenir Next" w:cs="Avenir Next" w:eastAsia="Avenir Next"/>
           <w:i/>
           <w:color w:val="5A5F66"/>
-          <w:sz w:val="17"/>
+          <w:sz w:val="22"/>
           <w:szCs w:val="17"/>
         </w:rPr>
         <w:t xml:space="preserve">fill in each step</w:t>
@@ -2624,28 +2643,47 @@
           <w:rFonts w:ascii="Avenir Next" w:hAnsi="Avenir Next" w:cs="Avenir Next" w:eastAsia="Avenir Next"/>
           <w:b/>
           <w:color w:val="003A70"/>
+          <w:sz w:val="22"/>
+          <w:szCs w:val="18"/>
+        </w:rPr>
+        <w:t xml:space="preserve">Step 1</w:t>
+      </w:r>
+      <w:r>
+        <w:rPr>
+          <w:rFonts w:ascii="Avenir Next" w:hAnsi="Avenir Next" w:cs="Avenir Next" w:eastAsia="Avenir Next"/>
+          <w:color w:val="1A1A1A"/>
           <w:sz w:val="18"/>
           <w:szCs w:val="18"/>
         </w:rPr>
-        <w:t xml:space="preserve">Step 1</w:t>
-      </w:r>
-      <w:r>
-        <w:rPr>
-          <w:rFonts w:ascii="Avenir Next" w:hAnsi="Avenir Next" w:cs="Avenir Next" w:eastAsia="Avenir Next"/>
-          <w:color w:val="1A1A1A"/>
-          <w:sz w:val="18"/>
-          <w:szCs w:val="18"/>
-        </w:rPr>
         <w:tab/>
       </w:r>
       <w:r>
         <w:rPr>
           <w:rFonts w:ascii="Avenir Next" w:hAnsi="Avenir Next" w:cs="Avenir Next" w:eastAsia="Avenir Next"/>
           <w:color w:val="1A1A1A"/>
+          <w:sz w:val="22"/>
+          <w:szCs w:val="21"/>
+        </w:rPr>
+        <w:t xml:space="preserve">The square corner is between </w:t>
+      </w:r>
+      <w:r>
+        <w:rPr>
+          <w:rFonts w:ascii="Avenir Next" w:hAnsi="Avenir Next" w:cs="Avenir Next" w:eastAsia="Avenir Next"/>
+          <w:color w:val="1A1A1A"/>
           <w:sz w:val="21"/>
           <w:szCs w:val="21"/>
-        </w:rPr>
-        <w:t xml:space="preserve">The square corner is between </w:t>
+          <w:u w:val="single"/>
+        </w:rPr>
+        <w:t xml:space="preserve">                </w:t>
+      </w:r>
+      <w:r>
+        <w:rPr>
+          <w:rFonts w:ascii="Avenir Next" w:hAnsi="Avenir Next" w:cs="Avenir Next" w:eastAsia="Avenir Next"/>
+          <w:color w:val="1A1A1A"/>
+          <w:sz w:val="22"/>
+          <w:szCs w:val="21"/>
+        </w:rPr>
+        <w:t xml:space="preserve"> m and </w:t>
       </w:r>
       <w:r>
         <w:rPr>
@@ -2661,26 +2699,7 @@
         <w:rPr>
           <w:rFonts w:ascii="Avenir Next" w:hAnsi="Avenir Next" w:cs="Avenir Next" w:eastAsia="Avenir Next"/>
           <w:color w:val="1A1A1A"/>
-          <w:sz w:val="21"/>
-          <w:szCs w:val="21"/>
-        </w:rPr>
-        <w:t xml:space="preserve"> m and </w:t>
-      </w:r>
-      <w:r>
-        <w:rPr>
-          <w:rFonts w:ascii="Avenir Next" w:hAnsi="Avenir Next" w:cs="Avenir Next" w:eastAsia="Avenir Next"/>
-          <w:color w:val="1A1A1A"/>
-          <w:sz w:val="21"/>
-          <w:szCs w:val="21"/>
-          <w:u w:val="single"/>
-        </w:rPr>
-        <w:t xml:space="preserve">                </w:t>
-      </w:r>
-      <w:r>
-        <w:rPr>
-          <w:rFonts w:ascii="Avenir Next" w:hAnsi="Avenir Next" w:cs="Avenir Next" w:eastAsia="Avenir Next"/>
-          <w:color w:val="1A1A1A"/>
-          <w:sz w:val="21"/>
+          <w:sz w:val="22"/>
           <w:szCs w:val="21"/>
         </w:rPr>
         <w:t xml:space="preserve"> m.</w:t>
@@ -2700,28 +2719,47 @@
           <w:rFonts w:ascii="Avenir Next" w:hAnsi="Avenir Next" w:cs="Avenir Next" w:eastAsia="Avenir Next"/>
           <w:b/>
           <w:color w:val="003A70"/>
+          <w:sz w:val="22"/>
+          <w:szCs w:val="18"/>
+        </w:rPr>
+        <w:t xml:space="preserve">Step 2</w:t>
+      </w:r>
+      <w:r>
+        <w:rPr>
+          <w:rFonts w:ascii="Avenir Next" w:hAnsi="Avenir Next" w:cs="Avenir Next" w:eastAsia="Avenir Next"/>
+          <w:color w:val="1A1A1A"/>
           <w:sz w:val="18"/>
           <w:szCs w:val="18"/>
         </w:rPr>
-        <w:t xml:space="preserve">Step 2</w:t>
-      </w:r>
-      <w:r>
-        <w:rPr>
-          <w:rFonts w:ascii="Avenir Next" w:hAnsi="Avenir Next" w:cs="Avenir Next" w:eastAsia="Avenir Next"/>
-          <w:color w:val="1A1A1A"/>
-          <w:sz w:val="18"/>
-          <w:szCs w:val="18"/>
-        </w:rPr>
         <w:tab/>
       </w:r>
       <w:r>
         <w:rPr>
           <w:rFonts w:ascii="Avenir Next" w:hAnsi="Avenir Next" w:cs="Avenir Next" w:eastAsia="Avenir Next"/>
           <w:color w:val="1A1A1A"/>
+          <w:sz w:val="22"/>
+          <w:szCs w:val="21"/>
+        </w:rPr>
+        <w:t xml:space="preserve">Base and height: </w:t>
+      </w:r>
+      <w:r>
+        <w:rPr>
+          <w:rFonts w:ascii="Avenir Next" w:hAnsi="Avenir Next" w:cs="Avenir Next" w:eastAsia="Avenir Next"/>
+          <w:color w:val="1A1A1A"/>
           <w:sz w:val="21"/>
           <w:szCs w:val="21"/>
-        </w:rPr>
-        <w:t xml:space="preserve">Base and height: </w:t>
+          <w:u w:val="single"/>
+        </w:rPr>
+        <w:t xml:space="preserve">                </w:t>
+      </w:r>
+      <w:r>
+        <w:rPr>
+          <w:rFonts w:ascii="Avenir Next" w:hAnsi="Avenir Next" w:cs="Avenir Next" w:eastAsia="Avenir Next"/>
+          <w:color w:val="1A1A1A"/>
+          <w:sz w:val="22"/>
+          <w:szCs w:val="21"/>
+        </w:rPr>
+        <w:t xml:space="preserve"> m and </w:t>
       </w:r>
       <w:r>
         <w:rPr>
@@ -2737,26 +2775,7 @@
         <w:rPr>
           <w:rFonts w:ascii="Avenir Next" w:hAnsi="Avenir Next" w:cs="Avenir Next" w:eastAsia="Avenir Next"/>
           <w:color w:val="1A1A1A"/>
-          <w:sz w:val="21"/>
-          <w:szCs w:val="21"/>
-        </w:rPr>
-        <w:t xml:space="preserve"> m and </w:t>
-      </w:r>
-      <w:r>
-        <w:rPr>
-          <w:rFonts w:ascii="Avenir Next" w:hAnsi="Avenir Next" w:cs="Avenir Next" w:eastAsia="Avenir Next"/>
-          <w:color w:val="1A1A1A"/>
-          <w:sz w:val="21"/>
-          <w:szCs w:val="21"/>
-          <w:u w:val="single"/>
-        </w:rPr>
-        <w:t xml:space="preserve">                </w:t>
-      </w:r>
-      <w:r>
-        <w:rPr>
-          <w:rFonts w:ascii="Avenir Next" w:hAnsi="Avenir Next" w:cs="Avenir Next" w:eastAsia="Avenir Next"/>
-          <w:color w:val="1A1A1A"/>
-          <w:sz w:val="21"/>
+          <w:sz w:val="22"/>
           <w:szCs w:val="21"/>
         </w:rPr>
         <w:t xml:space="preserve"> m.</w:t>
@@ -2776,35 +2795,35 @@
           <w:rFonts w:ascii="Avenir Next" w:hAnsi="Avenir Next" w:cs="Avenir Next" w:eastAsia="Avenir Next"/>
           <w:b/>
           <w:color w:val="003A70"/>
+          <w:sz w:val="22"/>
+          <w:szCs w:val="18"/>
+        </w:rPr>
+        <w:t xml:space="preserve">Step 3</w:t>
+      </w:r>
+      <w:r>
+        <w:rPr>
+          <w:rFonts w:ascii="Avenir Next" w:hAnsi="Avenir Next" w:cs="Avenir Next" w:eastAsia="Avenir Next"/>
+          <w:color w:val="1A1A1A"/>
           <w:sz w:val="18"/>
           <w:szCs w:val="18"/>
         </w:rPr>
-        <w:t xml:space="preserve">Step 3</w:t>
-      </w:r>
-      <w:r>
-        <w:rPr>
-          <w:rFonts w:ascii="Avenir Next" w:hAnsi="Avenir Next" w:cs="Avenir Next" w:eastAsia="Avenir Next"/>
-          <w:color w:val="1A1A1A"/>
-          <w:sz w:val="18"/>
-          <w:szCs w:val="18"/>
-        </w:rPr>
         <w:tab/>
       </w:r>
       <w:r>
         <w:rPr>
           <w:rFonts w:ascii="Avenir Next" w:hAnsi="Avenir Next" w:cs="Avenir Next" w:eastAsia="Avenir Next"/>
           <w:color w:val="1A1A1A"/>
+          <w:sz w:val="22"/>
+          <w:szCs w:val="21"/>
+        </w:rPr>
+        <w:t xml:space="preserve">The longest side is </w:t>
+      </w:r>
+      <w:r>
+        <w:rPr>
+          <w:rFonts w:ascii="Avenir Next" w:hAnsi="Avenir Next" w:cs="Avenir Next" w:eastAsia="Avenir Next"/>
+          <w:color w:val="1A1A1A"/>
           <w:sz w:val="21"/>
           <w:szCs w:val="21"/>
-        </w:rPr>
-        <w:t xml:space="preserve">The longest side is </w:t>
-      </w:r>
-      <w:r>
-        <w:rPr>
-          <w:rFonts w:ascii="Avenir Next" w:hAnsi="Avenir Next" w:cs="Avenir Next" w:eastAsia="Avenir Next"/>
-          <w:color w:val="1A1A1A"/>
-          <w:sz w:val="21"/>
-          <w:szCs w:val="21"/>
           <w:u w:val="single"/>
         </w:rPr>
         <w:t xml:space="preserve">                </w:t>
@@ -2813,7 +2832,7 @@
         <w:rPr>
           <w:rFonts w:ascii="Avenir Next" w:hAnsi="Avenir Next" w:cs="Avenir Next" w:eastAsia="Avenir Next"/>
           <w:color w:val="1A1A1A"/>
-          <w:sz w:val="21"/>
+          <w:sz w:val="22"/>
           <w:szCs w:val="21"/>
         </w:rPr>
         <w:t xml:space="preserve"> m. Do not use it.</w:t>
@@ -2876,28 +2895,47 @@
           <w:rFonts w:ascii="Avenir Next" w:hAnsi="Avenir Next" w:cs="Avenir Next" w:eastAsia="Avenir Next"/>
           <w:b/>
           <w:color w:val="003A70"/>
+          <w:sz w:val="22"/>
+          <w:szCs w:val="18"/>
+        </w:rPr>
+        <w:t xml:space="preserve">Step 1</w:t>
+      </w:r>
+      <w:r>
+        <w:rPr>
+          <w:rFonts w:ascii="Avenir Next" w:hAnsi="Avenir Next" w:cs="Avenir Next" w:eastAsia="Avenir Next"/>
+          <w:color w:val="1A1A1A"/>
           <w:sz w:val="18"/>
           <w:szCs w:val="18"/>
         </w:rPr>
-        <w:t xml:space="preserve">Step 1</w:t>
-      </w:r>
-      <w:r>
-        <w:rPr>
-          <w:rFonts w:ascii="Avenir Next" w:hAnsi="Avenir Next" w:cs="Avenir Next" w:eastAsia="Avenir Next"/>
-          <w:color w:val="1A1A1A"/>
-          <w:sz w:val="18"/>
-          <w:szCs w:val="18"/>
-        </w:rPr>
         <w:tab/>
       </w:r>
       <w:r>
         <w:rPr>
           <w:rFonts w:ascii="Avenir Next" w:hAnsi="Avenir Next" w:cs="Avenir Next" w:eastAsia="Avenir Next"/>
           <w:color w:val="1A1A1A"/>
+          <w:sz w:val="22"/>
+          <w:szCs w:val="21"/>
+        </w:rPr>
+        <w:t xml:space="preserve">The square corner is between </w:t>
+      </w:r>
+      <w:r>
+        <w:rPr>
+          <w:rFonts w:ascii="Avenir Next" w:hAnsi="Avenir Next" w:cs="Avenir Next" w:eastAsia="Avenir Next"/>
+          <w:color w:val="1A1A1A"/>
           <w:sz w:val="21"/>
           <w:szCs w:val="21"/>
-        </w:rPr>
-        <w:t xml:space="preserve">The square corner is between </w:t>
+          <w:u w:val="single"/>
+        </w:rPr>
+        <w:t xml:space="preserve">                </w:t>
+      </w:r>
+      <w:r>
+        <w:rPr>
+          <w:rFonts w:ascii="Avenir Next" w:hAnsi="Avenir Next" w:cs="Avenir Next" w:eastAsia="Avenir Next"/>
+          <w:color w:val="1A1A1A"/>
+          <w:sz w:val="22"/>
+          <w:szCs w:val="21"/>
+        </w:rPr>
+        <w:t xml:space="preserve"> in. and </w:t>
       </w:r>
       <w:r>
         <w:rPr>
@@ -2913,26 +2951,7 @@
         <w:rPr>
           <w:rFonts w:ascii="Avenir Next" w:hAnsi="Avenir Next" w:cs="Avenir Next" w:eastAsia="Avenir Next"/>
           <w:color w:val="1A1A1A"/>
-          <w:sz w:val="21"/>
-          <w:szCs w:val="21"/>
-        </w:rPr>
-        <w:t xml:space="preserve"> in. and </w:t>
-      </w:r>
-      <w:r>
-        <w:rPr>
-          <w:rFonts w:ascii="Avenir Next" w:hAnsi="Avenir Next" w:cs="Avenir Next" w:eastAsia="Avenir Next"/>
-          <w:color w:val="1A1A1A"/>
-          <w:sz w:val="21"/>
-          <w:szCs w:val="21"/>
-          <w:u w:val="single"/>
-        </w:rPr>
-        <w:t xml:space="preserve">                </w:t>
-      </w:r>
-      <w:r>
-        <w:rPr>
-          <w:rFonts w:ascii="Avenir Next" w:hAnsi="Avenir Next" w:cs="Avenir Next" w:eastAsia="Avenir Next"/>
-          <w:color w:val="1A1A1A"/>
-          <w:sz w:val="21"/>
+          <w:sz w:val="22"/>
           <w:szCs w:val="21"/>
         </w:rPr>
         <w:t xml:space="preserve"> in.</w:t>
@@ -2952,28 +2971,47 @@
           <w:rFonts w:ascii="Avenir Next" w:hAnsi="Avenir Next" w:cs="Avenir Next" w:eastAsia="Avenir Next"/>
           <w:b/>
           <w:color w:val="003A70"/>
+          <w:sz w:val="22"/>
+          <w:szCs w:val="18"/>
+        </w:rPr>
+        <w:t xml:space="preserve">Step 2</w:t>
+      </w:r>
+      <w:r>
+        <w:rPr>
+          <w:rFonts w:ascii="Avenir Next" w:hAnsi="Avenir Next" w:cs="Avenir Next" w:eastAsia="Avenir Next"/>
+          <w:color w:val="1A1A1A"/>
           <w:sz w:val="18"/>
           <w:szCs w:val="18"/>
         </w:rPr>
-        <w:t xml:space="preserve">Step 2</w:t>
-      </w:r>
-      <w:r>
-        <w:rPr>
-          <w:rFonts w:ascii="Avenir Next" w:hAnsi="Avenir Next" w:cs="Avenir Next" w:eastAsia="Avenir Next"/>
-          <w:color w:val="1A1A1A"/>
-          <w:sz w:val="18"/>
-          <w:szCs w:val="18"/>
-        </w:rPr>
         <w:tab/>
       </w:r>
       <w:r>
         <w:rPr>
           <w:rFonts w:ascii="Avenir Next" w:hAnsi="Avenir Next" w:cs="Avenir Next" w:eastAsia="Avenir Next"/>
           <w:color w:val="1A1A1A"/>
+          <w:sz w:val="22"/>
+          <w:szCs w:val="21"/>
+        </w:rPr>
+        <w:t xml:space="preserve">Base and height: </w:t>
+      </w:r>
+      <w:r>
+        <w:rPr>
+          <w:rFonts w:ascii="Avenir Next" w:hAnsi="Avenir Next" w:cs="Avenir Next" w:eastAsia="Avenir Next"/>
+          <w:color w:val="1A1A1A"/>
           <w:sz w:val="21"/>
           <w:szCs w:val="21"/>
-        </w:rPr>
-        <w:t xml:space="preserve">Base and height: </w:t>
+          <w:u w:val="single"/>
+        </w:rPr>
+        <w:t xml:space="preserve">                </w:t>
+      </w:r>
+      <w:r>
+        <w:rPr>
+          <w:rFonts w:ascii="Avenir Next" w:hAnsi="Avenir Next" w:cs="Avenir Next" w:eastAsia="Avenir Next"/>
+          <w:color w:val="1A1A1A"/>
+          <w:sz w:val="22"/>
+          <w:szCs w:val="21"/>
+        </w:rPr>
+        <w:t xml:space="preserve"> in. and </w:t>
       </w:r>
       <w:r>
         <w:rPr>
@@ -2989,26 +3027,7 @@
         <w:rPr>
           <w:rFonts w:ascii="Avenir Next" w:hAnsi="Avenir Next" w:cs="Avenir Next" w:eastAsia="Avenir Next"/>
           <w:color w:val="1A1A1A"/>
-          <w:sz w:val="21"/>
-          <w:szCs w:val="21"/>
-        </w:rPr>
-        <w:t xml:space="preserve"> in. and </w:t>
-      </w:r>
-      <w:r>
-        <w:rPr>
-          <w:rFonts w:ascii="Avenir Next" w:hAnsi="Avenir Next" w:cs="Avenir Next" w:eastAsia="Avenir Next"/>
-          <w:color w:val="1A1A1A"/>
-          <w:sz w:val="21"/>
-          <w:szCs w:val="21"/>
-          <w:u w:val="single"/>
-        </w:rPr>
-        <w:t xml:space="preserve">                </w:t>
-      </w:r>
-      <w:r>
-        <w:rPr>
-          <w:rFonts w:ascii="Avenir Next" w:hAnsi="Avenir Next" w:cs="Avenir Next" w:eastAsia="Avenir Next"/>
-          <w:color w:val="1A1A1A"/>
-          <w:sz w:val="21"/>
+          <w:sz w:val="22"/>
           <w:szCs w:val="21"/>
         </w:rPr>
         <w:t xml:space="preserve"> in.</w:t>
@@ -3028,35 +3047,35 @@
           <w:rFonts w:ascii="Avenir Next" w:hAnsi="Avenir Next" w:cs="Avenir Next" w:eastAsia="Avenir Next"/>
           <w:b/>
           <w:color w:val="003A70"/>
+          <w:sz w:val="22"/>
+          <w:szCs w:val="18"/>
+        </w:rPr>
+        <w:t xml:space="preserve">Step 3</w:t>
+      </w:r>
+      <w:r>
+        <w:rPr>
+          <w:rFonts w:ascii="Avenir Next" w:hAnsi="Avenir Next" w:cs="Avenir Next" w:eastAsia="Avenir Next"/>
+          <w:color w:val="1A1A1A"/>
           <w:sz w:val="18"/>
           <w:szCs w:val="18"/>
         </w:rPr>
-        <w:t xml:space="preserve">Step 3</w:t>
-      </w:r>
-      <w:r>
-        <w:rPr>
-          <w:rFonts w:ascii="Avenir Next" w:hAnsi="Avenir Next" w:cs="Avenir Next" w:eastAsia="Avenir Next"/>
-          <w:color w:val="1A1A1A"/>
-          <w:sz w:val="18"/>
-          <w:szCs w:val="18"/>
-        </w:rPr>
         <w:tab/>
       </w:r>
       <w:r>
         <w:rPr>
           <w:rFonts w:ascii="Avenir Next" w:hAnsi="Avenir Next" w:cs="Avenir Next" w:eastAsia="Avenir Next"/>
           <w:color w:val="1A1A1A"/>
+          <w:sz w:val="22"/>
+          <w:szCs w:val="21"/>
+        </w:rPr>
+        <w:t xml:space="preserve">The longest side is </w:t>
+      </w:r>
+      <w:r>
+        <w:rPr>
+          <w:rFonts w:ascii="Avenir Next" w:hAnsi="Avenir Next" w:cs="Avenir Next" w:eastAsia="Avenir Next"/>
+          <w:color w:val="1A1A1A"/>
           <w:sz w:val="21"/>
           <w:szCs w:val="21"/>
-        </w:rPr>
-        <w:t xml:space="preserve">The longest side is </w:t>
-      </w:r>
-      <w:r>
-        <w:rPr>
-          <w:rFonts w:ascii="Avenir Next" w:hAnsi="Avenir Next" w:cs="Avenir Next" w:eastAsia="Avenir Next"/>
-          <w:color w:val="1A1A1A"/>
-          <w:sz w:val="21"/>
-          <w:szCs w:val="21"/>
           <w:u w:val="single"/>
         </w:rPr>
         <w:t xml:space="preserve">                </w:t>
@@ -3065,7 +3084,7 @@
         <w:rPr>
           <w:rFonts w:ascii="Avenir Next" w:hAnsi="Avenir Next" w:cs="Avenir Next" w:eastAsia="Avenir Next"/>
           <w:color w:val="1A1A1A"/>
-          <w:sz w:val="21"/>
+          <w:sz w:val="22"/>
           <w:szCs w:val="21"/>
         </w:rPr>
         <w:t xml:space="preserve"> in. Do not use it.</w:t>
@@ -3078,6 +3097,7 @@
     </w:p>
     <w:p>
       <w:pPr>
+        <w:pStyle w:val="Heading2"/>
         <w:keepNext/>
         <w:pBdr>
           <w:bottom w:val="single" w:sz="8" w:space="3" w:color="003A70"/>
@@ -3093,7 +3113,7 @@
           <w:b/>
           <w:color w:val="003A70"/>
           <w:spacing w:val="14"/>
-          <w:sz w:val="19"/>
+          <w:sz w:val="22"/>
           <w:szCs w:val="19"/>
         </w:rPr>
         <w:t xml:space="preserve">YOUR TURN</w:t>
@@ -3112,7 +3132,7 @@
           <w:rFonts w:ascii="Avenir Next" w:hAnsi="Avenir Next" w:cs="Avenir Next" w:eastAsia="Avenir Next"/>
           <w:i/>
           <w:color w:val="5A5F66"/>
-          <w:sz w:val="17"/>
+          <w:sz w:val="22"/>
           <w:szCs w:val="17"/>
         </w:rPr>
         <w:t xml:space="preserve">use the steps on your own</w:t>
@@ -3283,7 +3303,7 @@
                       <w:szCs w:val="22"/>
                       <w:u w:val="single"/>
                     </w:rPr>
-                    <w:t xml:space="preserve">      </w:t>
+                    <w:t xml:space="preserve">          </w:t>
                   </w:r>
                 </w:p>
               </w:tc>
@@ -3345,7 +3365,7 @@
                       <w:szCs w:val="22"/>
                       <w:u w:val="single"/>
                     </w:rPr>
-                    <w:t xml:space="preserve">      </w:t>
+                    <w:t xml:space="preserve">          </w:t>
                   </w:r>
                 </w:p>
               </w:tc>
@@ -3413,7 +3433,7 @@
                       <w:szCs w:val="22"/>
                       <w:u w:val="single"/>
                     </w:rPr>
-                    <w:t xml:space="preserve">      </w:t>
+                    <w:t xml:space="preserve">          </w:t>
                   </w:r>
                 </w:p>
               </w:tc>
@@ -3475,7 +3495,7 @@
                       <w:szCs w:val="22"/>
                       <w:u w:val="single"/>
                     </w:rPr>
-                    <w:t xml:space="preserve">      </w:t>
+                    <w:t xml:space="preserve">          </w:t>
                   </w:r>
                 </w:p>
               </w:tc>
@@ -3496,6 +3516,7 @@
     </w:p>
     <w:p>
       <w:pPr>
+        <w:pStyle w:val="Heading2"/>
         <w:keepNext/>
         <w:pBdr>
           <w:bottom w:val="single" w:sz="8" w:space="3" w:color="003A70"/>
@@ -3511,7 +3532,7 @@
           <w:b/>
           <w:color w:val="003A70"/>
           <w:spacing w:val="14"/>
-          <w:sz w:val="19"/>
+          <w:sz w:val="22"/>
           <w:szCs w:val="19"/>
         </w:rPr>
         <w:t xml:space="preserve">READY CHECK</w:t>
@@ -3530,7 +3551,7 @@
           <w:rFonts w:ascii="Avenir Next" w:hAnsi="Avenir Next" w:cs="Avenir Next" w:eastAsia="Avenir Next"/>
           <w:i/>
           <w:color w:val="5A5F66"/>
-          <w:sz w:val="17"/>
+          <w:sz w:val="22"/>
           <w:szCs w:val="17"/>
         </w:rPr>
         <w:t xml:space="preserve">a problem like the one in today’s lesson</w:t>
@@ -3662,25 +3683,25 @@
                       <w:rFonts w:ascii="Avenir Next" w:hAnsi="Avenir Next" w:cs="Avenir Next" w:eastAsia="Avenir Next"/>
                       <w:b/>
                       <w:color w:val="003A70"/>
+                      <w:sz w:val="22"/>
+                      <w:szCs w:val="21"/>
+                    </w:rPr>
+                    <w:t xml:space="preserve">A</w:t>
+                  </w:r>
+                  <w:r>
+                    <w:rPr>
+                      <w:rFonts w:ascii="Avenir Next" w:hAnsi="Avenir Next" w:cs="Avenir Next" w:eastAsia="Avenir Next"/>
+                      <w:color w:val="1A1A1A"/>
                       <w:sz w:val="21"/>
                       <w:szCs w:val="21"/>
                     </w:rPr>
-                    <w:t xml:space="preserve">A</w:t>
-                  </w:r>
-                  <w:r>
-                    <w:rPr>
-                      <w:rFonts w:ascii="Avenir Next" w:hAnsi="Avenir Next" w:cs="Avenir Next" w:eastAsia="Avenir Next"/>
-                      <w:color w:val="1A1A1A"/>
-                      <w:sz w:val="21"/>
-                      <w:szCs w:val="21"/>
-                    </w:rPr>
                     <w:tab/>
                   </w:r>
                   <w:r>
                     <w:rPr>
                       <w:rFonts w:ascii="Avenir Next" w:hAnsi="Avenir Next" w:cs="Avenir Next" w:eastAsia="Avenir Next"/>
                       <w:color w:val="1A1A1A"/>
-                      <w:sz w:val="21"/>
+                      <w:sz w:val="22"/>
                       <w:szCs w:val="21"/>
                     </w:rPr>
                     <w:t xml:space="preserve">14 and 9</w:t>
@@ -3705,25 +3726,25 @@
                       <w:rFonts w:ascii="Avenir Next" w:hAnsi="Avenir Next" w:cs="Avenir Next" w:eastAsia="Avenir Next"/>
                       <w:b/>
                       <w:color w:val="003A70"/>
+                      <w:sz w:val="22"/>
+                      <w:szCs w:val="21"/>
+                    </w:rPr>
+                    <w:t xml:space="preserve">B</w:t>
+                  </w:r>
+                  <w:r>
+                    <w:rPr>
+                      <w:rFonts w:ascii="Avenir Next" w:hAnsi="Avenir Next" w:cs="Avenir Next" w:eastAsia="Avenir Next"/>
+                      <w:color w:val="1A1A1A"/>
                       <w:sz w:val="21"/>
                       <w:szCs w:val="21"/>
                     </w:rPr>
-                    <w:t xml:space="preserve">B</w:t>
-                  </w:r>
-                  <w:r>
-                    <w:rPr>
-                      <w:rFonts w:ascii="Avenir Next" w:hAnsi="Avenir Next" w:cs="Avenir Next" w:eastAsia="Avenir Next"/>
-                      <w:color w:val="1A1A1A"/>
-                      <w:sz w:val="21"/>
-                      <w:szCs w:val="21"/>
-                    </w:rPr>
                     <w:tab/>
                   </w:r>
                   <w:r>
                     <w:rPr>
                       <w:rFonts w:ascii="Avenir Next" w:hAnsi="Avenir Next" w:cs="Avenir Next" w:eastAsia="Avenir Next"/>
                       <w:color w:val="1A1A1A"/>
-                      <w:sz w:val="21"/>
+                      <w:sz w:val="22"/>
                       <w:szCs w:val="21"/>
                     </w:rPr>
                     <w:t xml:space="preserve">14 and 16.6</w:t>
@@ -3748,25 +3769,25 @@
                       <w:rFonts w:ascii="Avenir Next" w:hAnsi="Avenir Next" w:cs="Avenir Next" w:eastAsia="Avenir Next"/>
                       <w:b/>
                       <w:color w:val="003A70"/>
+                      <w:sz w:val="22"/>
+                      <w:szCs w:val="21"/>
+                    </w:rPr>
+                    <w:t xml:space="preserve">C</w:t>
+                  </w:r>
+                  <w:r>
+                    <w:rPr>
+                      <w:rFonts w:ascii="Avenir Next" w:hAnsi="Avenir Next" w:cs="Avenir Next" w:eastAsia="Avenir Next"/>
+                      <w:color w:val="1A1A1A"/>
                       <w:sz w:val="21"/>
                       <w:szCs w:val="21"/>
                     </w:rPr>
-                    <w:t xml:space="preserve">C</w:t>
-                  </w:r>
-                  <w:r>
-                    <w:rPr>
-                      <w:rFonts w:ascii="Avenir Next" w:hAnsi="Avenir Next" w:cs="Avenir Next" w:eastAsia="Avenir Next"/>
-                      <w:color w:val="1A1A1A"/>
-                      <w:sz w:val="21"/>
-                      <w:szCs w:val="21"/>
-                    </w:rPr>
                     <w:tab/>
                   </w:r>
                   <w:r>
                     <w:rPr>
                       <w:rFonts w:ascii="Avenir Next" w:hAnsi="Avenir Next" w:cs="Avenir Next" w:eastAsia="Avenir Next"/>
                       <w:color w:val="1A1A1A"/>
-                      <w:sz w:val="21"/>
+                      <w:sz w:val="22"/>
                       <w:szCs w:val="21"/>
                     </w:rPr>
                     <w:t xml:space="preserve">9 and 16.6</w:t>
@@ -3791,25 +3812,25 @@
                       <w:rFonts w:ascii="Avenir Next" w:hAnsi="Avenir Next" w:cs="Avenir Next" w:eastAsia="Avenir Next"/>
                       <w:b/>
                       <w:color w:val="003A70"/>
+                      <w:sz w:val="22"/>
+                      <w:szCs w:val="21"/>
+                    </w:rPr>
+                    <w:t xml:space="preserve">D</w:t>
+                  </w:r>
+                  <w:r>
+                    <w:rPr>
+                      <w:rFonts w:ascii="Avenir Next" w:hAnsi="Avenir Next" w:cs="Avenir Next" w:eastAsia="Avenir Next"/>
+                      <w:color w:val="1A1A1A"/>
                       <w:sz w:val="21"/>
                       <w:szCs w:val="21"/>
                     </w:rPr>
-                    <w:t xml:space="preserve">D</w:t>
-                  </w:r>
-                  <w:r>
-                    <w:rPr>
-                      <w:rFonts w:ascii="Avenir Next" w:hAnsi="Avenir Next" w:cs="Avenir Next" w:eastAsia="Avenir Next"/>
-                      <w:color w:val="1A1A1A"/>
-                      <w:sz w:val="21"/>
-                      <w:szCs w:val="21"/>
-                    </w:rPr>
                     <w:tab/>
                   </w:r>
                   <w:r>
                     <w:rPr>
                       <w:rFonts w:ascii="Avenir Next" w:hAnsi="Avenir Next" w:cs="Avenir Next" w:eastAsia="Avenir Next"/>
                       <w:color w:val="1A1A1A"/>
-                      <w:sz w:val="21"/>
+                      <w:sz w:val="22"/>
                       <w:szCs w:val="21"/>
                     </w:rPr>
                     <w:t xml:space="preserve">All three</w:t>
@@ -3858,19 +3879,42 @@
         <w:tblLook w:val="0000" w:firstRow="0" w:lastRow="0" w:firstColumn="0" w:lastColumn="0" w:noHBand="1" w:noVBand="1"/>
       </w:tblPr>
       <w:tblGrid>
-        <w:gridCol w:w="2000"/>
-        <w:gridCol w:w="2300"/>
-        <w:gridCol w:w="2100"/>
-        <w:gridCol w:w="3104"/>
+        <w:gridCol w:w="1750"/>
+        <w:gridCol w:w="2500"/>
+        <w:gridCol w:w="2200"/>
+        <w:gridCol w:w="3054"/>
       </w:tblGrid>
       <w:tr>
         <w:trPr>
           <w:cantSplit/>
-          <w:trHeight w:val="320" w:hRule="atLeast"/>
+          <w:trHeight w:val="300" w:hRule="atLeast"/>
         </w:trPr>
         <w:tc>
           <w:tcPr>
-            <w:tcW w:w="2000" w:type="dxa"/>
+            <w:tcW w:w="1750" w:type="dxa"/>
+            <w:vAlign w:val="center"/>
+          </w:tcPr>
+          <w:p>
+            <w:pPr>
+              <w:pStyle w:val="Heading2"/>
+              <w:spacing w:before="0" w:after="0" w:line="240" w:lineRule="auto"/>
+            </w:pPr>
+            <w:r>
+              <w:rPr>
+                <w:rFonts w:ascii="Avenir Next" w:hAnsi="Avenir Next" w:cs="Avenir Next" w:eastAsia="Avenir Next"/>
+                <w:b/>
+                <w:color w:val="003A70"/>
+                <w:spacing w:val="12"/>
+                <w:sz w:val="15"/>
+                <w:szCs w:val="15"/>
+              </w:rPr>
+              <w:t xml:space="preserve">CHECK YOURSELF</w:t>
+            </w:r>
+          </w:p>
+        </w:tc>
+        <w:tc>
+          <w:tcPr>
+            <w:tcW w:w="2500" w:type="dxa"/>
             <w:vAlign w:val="center"/>
           </w:tcPr>
           <w:p>
@@ -3879,20 +3923,27 @@
             </w:pPr>
             <w:r>
               <w:rPr>
-                <w:rFonts w:ascii="Avenir Next" w:hAnsi="Avenir Next" w:cs="Avenir Next" w:eastAsia="Avenir Next"/>
-                <w:b/>
-                <w:color w:val="003A70"/>
-                <w:spacing w:val="12"/>
-                <w:sz w:val="15"/>
-                <w:szCs w:val="15"/>
-              </w:rPr>
-              <w:t xml:space="preserve">CHECK YOURSELF</w:t>
+                <w:rFonts w:ascii="Arial" w:hAnsi="Arial" w:cs="Arial" w:eastAsia="Arial"/>
+                <w:color w:val="1A1A1A"/>
+                <w:sz w:val="20"/>
+                <w:szCs w:val="20"/>
+              </w:rPr>
+              <w:t xml:space="preserve">□</w:t>
+            </w:r>
+            <w:r>
+              <w:rPr>
+                <w:rFonts w:ascii="Avenir Next" w:hAnsi="Avenir Next" w:cs="Avenir Next" w:eastAsia="Avenir Next"/>
+                <w:color w:val="1A1A1A"/>
+                <w:sz w:val="17"/>
+                <w:szCs w:val="17"/>
+              </w:rPr>
+              <w:t xml:space="preserve">  I can do this on my own</w:t>
             </w:r>
           </w:p>
         </w:tc>
         <w:tc>
           <w:tcPr>
-            <w:tcW w:w="2300" w:type="dxa"/>
+            <w:tcW w:w="2200" w:type="dxa"/>
             <w:vAlign w:val="center"/>
           </w:tcPr>
           <w:p>
@@ -3903,8 +3954,8 @@
               <w:rPr>
                 <w:rFonts w:ascii="Arial" w:hAnsi="Arial" w:cs="Arial" w:eastAsia="Arial"/>
                 <w:color w:val="1A1A1A"/>
-                <w:sz w:val="24"/>
-                <w:szCs w:val="24"/>
+                <w:sz w:val="20"/>
+                <w:szCs w:val="20"/>
               </w:rPr>
               <w:t xml:space="preserve">□</w:t>
             </w:r>
@@ -3915,13 +3966,13 @@
                 <w:sz w:val="17"/>
                 <w:szCs w:val="17"/>
               </w:rPr>
-              <w:t xml:space="preserve">  I can do this on my own</w:t>
+              <w:t xml:space="preserve">  I need a little help</w:t>
             </w:r>
           </w:p>
         </w:tc>
         <w:tc>
           <w:tcPr>
-            <w:tcW w:w="2100" w:type="dxa"/>
+            <w:tcW w:w="3054" w:type="dxa"/>
             <w:vAlign w:val="center"/>
           </w:tcPr>
           <w:p>
@@ -3932,37 +3983,8 @@
               <w:rPr>
                 <w:rFonts w:ascii="Arial" w:hAnsi="Arial" w:cs="Arial" w:eastAsia="Arial"/>
                 <w:color w:val="1A1A1A"/>
-                <w:sz w:val="24"/>
-                <w:szCs w:val="24"/>
-              </w:rPr>
-              <w:t xml:space="preserve">□</w:t>
-            </w:r>
-            <w:r>
-              <w:rPr>
-                <w:rFonts w:ascii="Avenir Next" w:hAnsi="Avenir Next" w:cs="Avenir Next" w:eastAsia="Avenir Next"/>
-                <w:color w:val="1A1A1A"/>
-                <w:sz w:val="17"/>
-                <w:szCs w:val="17"/>
-              </w:rPr>
-              <w:t xml:space="preserve">  I need a little help</w:t>
-            </w:r>
-          </w:p>
-        </w:tc>
-        <w:tc>
-          <w:tcPr>
-            <w:tcW w:w="3104" w:type="dxa"/>
-            <w:vAlign w:val="center"/>
-          </w:tcPr>
-          <w:p>
-            <w:pPr>
-              <w:spacing w:before="0" w:after="0" w:line="240" w:lineRule="auto"/>
-            </w:pPr>
-            <w:r>
-              <w:rPr>
-                <w:rFonts w:ascii="Arial" w:hAnsi="Arial" w:cs="Arial" w:eastAsia="Arial"/>
-                <w:color w:val="1A1A1A"/>
-                <w:sz w:val="24"/>
-                <w:szCs w:val="24"/>
+                <w:sz w:val="20"/>
+                <w:szCs w:val="20"/>
               </w:rPr>
               <w:t xml:space="preserve">□</w:t>
             </w:r>
@@ -3997,7 +4019,7 @@
     <w:sectPr>
       <w:footerReference w:type="default" r:id="rIdFooter1"/>
       <w:pgSz w:w="12240" w:h="15840"/>
-      <w:pgMar w:top="893" w:right="1224" w:bottom="835" w:left="1512" w:header="432" w:footer="432" w:gutter="0"/>
+      <w:pgMar w:top="780" w:right="1224" w:bottom="760" w:left="1512" w:header="432" w:footer="432" w:gutter="0"/>
       <w:cols w:space="720"/>
     </w:sectPr>
   </w:body>
@@ -4077,7 +4099,106 @@
               <w:sz w:val="15"/>
               <w:szCs w:val="15"/>
             </w:rPr>
-            <w:t xml:space="preserve">Lesson 5-2  ·  Session 1  ·  Prerequisite Practice B</w:t>
+            <w:t xml:space="preserve">5-2 · Page </w:t>
+          </w:r>
+          <w:r>
+            <w:rPr>
+              <w:rFonts w:ascii="Avenir Next" w:hAnsi="Avenir Next" w:cs="Avenir Next" w:eastAsia="Avenir Next"/>
+              <w:color w:val="5A5F66"/>
+              <w:sz w:val="15"/>
+              <w:szCs w:val="15"/>
+            </w:rPr>
+            <w:fldChar w:fldCharType="begin"/>
+          </w:r>
+          <w:r>
+            <w:rPr>
+              <w:rFonts w:ascii="Avenir Next" w:hAnsi="Avenir Next" w:cs="Avenir Next" w:eastAsia="Avenir Next"/>
+              <w:color w:val="5A5F66"/>
+              <w:sz w:val="15"/>
+              <w:szCs w:val="15"/>
+            </w:rPr>
+            <w:instrText xml:space="preserve"> PAGE </w:instrText>
+          </w:r>
+          <w:r>
+            <w:rPr>
+              <w:rFonts w:ascii="Avenir Next" w:hAnsi="Avenir Next" w:cs="Avenir Next" w:eastAsia="Avenir Next"/>
+              <w:color w:val="5A5F66"/>
+              <w:sz w:val="15"/>
+              <w:szCs w:val="15"/>
+            </w:rPr>
+            <w:fldChar w:fldCharType="separate"/>
+          </w:r>
+          <w:r>
+            <w:rPr>
+              <w:rFonts w:ascii="Avenir Next" w:hAnsi="Avenir Next" w:cs="Avenir Next" w:eastAsia="Avenir Next"/>
+              <w:color w:val="5A5F66"/>
+              <w:sz w:val="15"/>
+              <w:szCs w:val="15"/>
+            </w:rPr>
+            <w:t xml:space="preserve">1</w:t>
+          </w:r>
+          <w:r>
+            <w:rPr>
+              <w:rFonts w:ascii="Avenir Next" w:hAnsi="Avenir Next" w:cs="Avenir Next" w:eastAsia="Avenir Next"/>
+              <w:color w:val="5A5F66"/>
+              <w:sz w:val="15"/>
+              <w:szCs w:val="15"/>
+            </w:rPr>
+            <w:fldChar w:fldCharType="end"/>
+          </w:r>
+          <w:r>
+            <w:rPr>
+              <w:rFonts w:ascii="Avenir Next" w:hAnsi="Avenir Next" w:cs="Avenir Next" w:eastAsia="Avenir Next"/>
+              <w:color w:val="5A5F66"/>
+              <w:sz w:val="15"/>
+              <w:szCs w:val="15"/>
+            </w:rPr>
+            <w:t xml:space="preserve"> of </w:t>
+          </w:r>
+          <w:r>
+            <w:rPr>
+              <w:rFonts w:ascii="Avenir Next" w:hAnsi="Avenir Next" w:cs="Avenir Next" w:eastAsia="Avenir Next"/>
+              <w:color w:val="5A5F66"/>
+              <w:sz w:val="15"/>
+              <w:szCs w:val="15"/>
+            </w:rPr>
+            <w:fldChar w:fldCharType="begin"/>
+          </w:r>
+          <w:r>
+            <w:rPr>
+              <w:rFonts w:ascii="Avenir Next" w:hAnsi="Avenir Next" w:cs="Avenir Next" w:eastAsia="Avenir Next"/>
+              <w:color w:val="5A5F66"/>
+              <w:sz w:val="15"/>
+              <w:szCs w:val="15"/>
+            </w:rPr>
+            <w:instrText xml:space="preserve"> NUMPAGES </w:instrText>
+          </w:r>
+          <w:r>
+            <w:rPr>
+              <w:rFonts w:ascii="Avenir Next" w:hAnsi="Avenir Next" w:cs="Avenir Next" w:eastAsia="Avenir Next"/>
+              <w:color w:val="5A5F66"/>
+              <w:sz w:val="15"/>
+              <w:szCs w:val="15"/>
+            </w:rPr>
+            <w:fldChar w:fldCharType="separate"/>
+          </w:r>
+          <w:r>
+            <w:rPr>
+              <w:rFonts w:ascii="Avenir Next" w:hAnsi="Avenir Next" w:cs="Avenir Next" w:eastAsia="Avenir Next"/>
+              <w:color w:val="5A5F66"/>
+              <w:sz w:val="15"/>
+              <w:szCs w:val="15"/>
+            </w:rPr>
+            <w:t xml:space="preserve">1</w:t>
+          </w:r>
+          <w:r>
+            <w:rPr>
+              <w:rFonts w:ascii="Avenir Next" w:hAnsi="Avenir Next" w:cs="Avenir Next" w:eastAsia="Avenir Next"/>
+              <w:color w:val="5A5F66"/>
+              <w:sz w:val="15"/>
+              <w:szCs w:val="15"/>
+            </w:rPr>
+            <w:fldChar w:fldCharType="end"/>
           </w:r>
         </w:p>
       </w:tc>
@@ -4120,5 +4241,23 @@
       </w:tblCellMar>
     </w:tblPr>
   </w:style>
+  <w:style w:type="paragraph" w:styleId="Heading1">
+    <w:name w:val="heading 1"/>
+    <w:basedOn w:val="Normal"/>
+    <w:pPr>
+      <w:outlineLvl w:val="0"/>
+      <w:keepNext w:val="0"/>
+      <w:keepLines w:val="0"/>
+    </w:pPr>
+  </w:style>
+  <w:style w:type="paragraph" w:styleId="Heading2">
+    <w:name w:val="heading 2"/>
+    <w:basedOn w:val="Normal"/>
+    <w:pPr>
+      <w:outlineLvl w:val="1"/>
+      <w:keepNext w:val="0"/>
+      <w:keepLines w:val="0"/>
+    </w:pPr>
+  </w:style>
 </w:styles>
 </file>